--- a/pdfs/templates/pdfs/SolicitudContrato.docx
+++ b/pdfs/templates/pdfs/SolicitudContrato.docx
@@ -12,7 +12,7 @@
           <w:lang w:eastAsia="es-MX"/>
         </w:rPr>
         <w:drawing>
-          <wp:anchor distT="0" distB="0" distL="114300" distR="114300" simplePos="0" relativeHeight="251661312" behindDoc="0" locked="0" layoutInCell="1" allowOverlap="1" wp14:anchorId="596C7998" wp14:editId="2C8A4242">
+          <wp:anchor distT="0" distB="0" distL="114300" distR="114300" simplePos="0" relativeHeight="251661312" behindDoc="0" locked="0" layoutInCell="1" allowOverlap="1" wp14:anchorId="596C7998" wp14:editId="773C0DFB">
             <wp:simplePos x="0" y="0"/>
             <wp:positionH relativeFrom="margin">
               <wp:posOffset>0</wp:posOffset>
@@ -283,14 +283,7 @@
           <w:sz w:val="20"/>
           <w:szCs w:val="20"/>
         </w:rPr>
-        <w:t xml:space="preserve"> </w:t>
-      </w:r>
-      <w:r>
-        <w:rPr>
-          <w:sz w:val="20"/>
-          <w:szCs w:val="20"/>
-        </w:rPr>
-        <w:t>{{NOMBRE_CLIENTE}}</w:t>
+        <w:t xml:space="preserve"> {{NOMBRE_CLIENTE}}</w:t>
       </w:r>
       <w:r>
         <w:rPr>
@@ -346,17 +339,8 @@
                                 <w:sz w:val="20"/>
                                 <w:szCs w:val="20"/>
                               </w:rPr>
-                              <w:t>{{OCUPACION_CLIENTE</w:t>
+                              <w:t>{{OCUPACION_CLIENTE}}</w:t>
                             </w:r>
-                            <w:proofErr w:type="gramStart"/>
-                            <w:r>
-                              <w:rPr>
-                                <w:sz w:val="20"/>
-                                <w:szCs w:val="20"/>
-                              </w:rPr>
-                              <w:t>}}</w:t>
-                            </w:r>
-                            <w:proofErr w:type="gramEnd"/>
                           </w:p>
                         </w:txbxContent>
                       </wps:txbx>
@@ -389,17 +373,8 @@
                           <w:sz w:val="20"/>
                           <w:szCs w:val="20"/>
                         </w:rPr>
-                        <w:t>{{OCUPACION_CLIENTE</w:t>
+                        <w:t>{{OCUPACION_CLIENTE}}</w:t>
                       </w:r>
-                      <w:proofErr w:type="gramStart"/>
-                      <w:r>
-                        <w:rPr>
-                          <w:sz w:val="20"/>
-                          <w:szCs w:val="20"/>
-                        </w:rPr>
-                        <w:t>}}</w:t>
-                      </w:r>
-                      <w:proofErr w:type="gramEnd"/>
                     </w:p>
                   </w:txbxContent>
                 </v:textbox>
@@ -1015,13 +990,13 @@
         <mc:AlternateContent>
           <mc:Choice Requires="wps">
             <w:drawing>
-              <wp:anchor distT="0" distB="0" distL="114300" distR="114300" simplePos="0" relativeHeight="251732992" behindDoc="0" locked="0" layoutInCell="1" allowOverlap="1" wp14:anchorId="756B710E" wp14:editId="147038CE">
+              <wp:anchor distT="0" distB="0" distL="114300" distR="114300" simplePos="0" relativeHeight="251732992" behindDoc="0" locked="0" layoutInCell="1" allowOverlap="1" wp14:anchorId="756B710E" wp14:editId="063317D7">
                 <wp:simplePos x="0" y="0"/>
                 <wp:positionH relativeFrom="column">
-                  <wp:posOffset>868680</wp:posOffset>
+                  <wp:posOffset>649605</wp:posOffset>
                 </wp:positionH>
                 <wp:positionV relativeFrom="paragraph">
-                  <wp:posOffset>248976</wp:posOffset>
+                  <wp:posOffset>248920</wp:posOffset>
                 </wp:positionV>
                 <wp:extent cx="2064936" cy="246380"/>
                 <wp:effectExtent l="0" t="0" r="0" b="1270"/>
@@ -1085,7 +1060,7 @@
           </mc:Choice>
           <mc:Fallback>
             <w:pict>
-              <v:shape w14:anchorId="756B710E" id="_x0000_s1029" type="#_x0000_t202" style="position:absolute;margin-left:68.4pt;margin-top:19.6pt;width:162.6pt;height:19.4pt;z-index:251732992;visibility:visible;mso-wrap-style:square;mso-width-percent:0;mso-height-percent:0;mso-wrap-distance-left:9pt;mso-wrap-distance-top:0;mso-wrap-distance-right:9pt;mso-wrap-distance-bottom:0;mso-position-horizontal:absolute;mso-position-horizontal-relative:text;mso-position-vertical:absolute;mso-position-vertical-relative:text;mso-width-percent:0;mso-height-percent:0;mso-width-relative:margin;mso-height-relative:margin;v-text-anchor:top" o:gfxdata="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" filled="f" stroked="f" strokeweight=".5pt">
+              <v:shape w14:anchorId="756B710E" id="_x0000_s1029" type="#_x0000_t202" style="position:absolute;margin-left:51.15pt;margin-top:19.6pt;width:162.6pt;height:19.4pt;z-index:251732992;visibility:visible;mso-wrap-style:square;mso-width-percent:0;mso-height-percent:0;mso-wrap-distance-left:9pt;mso-wrap-distance-top:0;mso-wrap-distance-right:9pt;mso-wrap-distance-bottom:0;mso-position-horizontal:absolute;mso-position-horizontal-relative:text;mso-position-vertical:absolute;mso-position-vertical-relative:text;mso-width-percent:0;mso-height-percent:0;mso-width-relative:margin;mso-height-relative:margin;v-text-anchor:top" o:gfxdata="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" filled="f" stroked="f" strokeweight=".5pt">
                 <v:textbox>
                   <w:txbxContent>
                     <w:p>
@@ -1203,15 +1178,15 @@
         <mc:AlternateContent>
           <mc:Choice Requires="wps">
             <w:drawing>
-              <wp:anchor distT="0" distB="0" distL="114300" distR="114300" simplePos="0" relativeHeight="251730944" behindDoc="0" locked="0" layoutInCell="1" allowOverlap="1" wp14:anchorId="75478644" wp14:editId="16F953EB">
+              <wp:anchor distT="0" distB="0" distL="114300" distR="114300" simplePos="0" relativeHeight="251730944" behindDoc="0" locked="0" layoutInCell="1" allowOverlap="1" wp14:anchorId="75478644" wp14:editId="5D909A3C">
                 <wp:simplePos x="0" y="0"/>
                 <wp:positionH relativeFrom="column">
-                  <wp:posOffset>3177540</wp:posOffset>
+                  <wp:posOffset>2977515</wp:posOffset>
                 </wp:positionH>
                 <wp:positionV relativeFrom="paragraph">
                   <wp:posOffset>155575</wp:posOffset>
                 </wp:positionV>
-                <wp:extent cx="2376000" cy="0"/>
+                <wp:extent cx="2592000" cy="0"/>
                 <wp:effectExtent l="0" t="0" r="0" b="0"/>
                 <wp:wrapNone/>
                 <wp:docPr id="16199164" name="Conector recto 21"/>
@@ -1223,7 +1198,7 @@
                       <wps:spPr>
                         <a:xfrm flipV="1">
                           <a:off x="0" y="0"/>
-                          <a:ext cx="2376000" cy="0"/>
+                          <a:ext cx="2592000" cy="0"/>
                         </a:xfrm>
                         <a:prstGeom prst="line">
                           <a:avLst/>
@@ -1259,7 +1234,7 @@
           </mc:Choice>
           <mc:Fallback>
             <w:pict>
-              <v:line w14:anchorId="50A1E334" id="Conector recto 21" o:spid="_x0000_s1026" style="position:absolute;flip:y;z-index:251730944;visibility:visible;mso-wrap-style:square;mso-width-percent:0;mso-height-percent:0;mso-wrap-distance-left:9pt;mso-wrap-distance-top:0;mso-wrap-distance-right:9pt;mso-wrap-distance-bottom:0;mso-position-horizontal:absolute;mso-position-horizontal-relative:text;mso-position-vertical:absolute;mso-position-vertical-relative:text;mso-width-percent:0;mso-height-percent:0;mso-width-relative:margin;mso-height-relative:margin" from="250.2pt,12.25pt" to="437.3pt,12.25pt" o:gfxdata="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" strokecolor="black [3200]">
+              <v:line w14:anchorId="0B9A9193" id="Conector recto 21" o:spid="_x0000_s1026" style="position:absolute;flip:y;z-index:251730944;visibility:visible;mso-wrap-style:square;mso-width-percent:0;mso-height-percent:0;mso-wrap-distance-left:9pt;mso-wrap-distance-top:0;mso-wrap-distance-right:9pt;mso-wrap-distance-bottom:0;mso-position-horizontal:absolute;mso-position-horizontal-relative:text;mso-position-vertical:absolute;mso-position-vertical-relative:text;mso-width-percent:0;mso-height-percent:0;mso-width-relative:margin;mso-height-relative:margin" from="234.45pt,12.25pt" to="438.55pt,12.25pt" o:gfxdata="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" strokecolor="black [3200]">
                 <v:stroke joinstyle="miter"/>
               </v:line>
             </w:pict>
@@ -1273,15 +1248,15 @@
         <mc:AlternateContent>
           <mc:Choice Requires="wps">
             <w:drawing>
-              <wp:anchor distT="0" distB="0" distL="114300" distR="114300" simplePos="0" relativeHeight="251728896" behindDoc="0" locked="0" layoutInCell="1" allowOverlap="1" wp14:anchorId="444B7BEA" wp14:editId="4F3228BF">
+              <wp:anchor distT="0" distB="0" distL="114300" distR="114300" simplePos="0" relativeHeight="251728896" behindDoc="0" locked="0" layoutInCell="1" allowOverlap="1" wp14:anchorId="444B7BEA" wp14:editId="746964D9">
                 <wp:simplePos x="0" y="0"/>
                 <wp:positionH relativeFrom="column">
-                  <wp:posOffset>962025</wp:posOffset>
+                  <wp:posOffset>714375</wp:posOffset>
                 </wp:positionH>
                 <wp:positionV relativeFrom="paragraph">
                   <wp:posOffset>154305</wp:posOffset>
                 </wp:positionV>
-                <wp:extent cx="1872000" cy="0"/>
+                <wp:extent cx="1871980" cy="0"/>
                 <wp:effectExtent l="0" t="0" r="0" b="0"/>
                 <wp:wrapNone/>
                 <wp:docPr id="128185468" name="Conector recto 21"/>
@@ -1293,7 +1268,7 @@
                       <wps:spPr>
                         <a:xfrm flipV="1">
                           <a:off x="0" y="0"/>
-                          <a:ext cx="1872000" cy="0"/>
+                          <a:ext cx="1871980" cy="0"/>
                         </a:xfrm>
                         <a:prstGeom prst="line">
                           <a:avLst/>
@@ -1329,7 +1304,7 @@
           </mc:Choice>
           <mc:Fallback>
             <w:pict>
-              <v:line w14:anchorId="1380A793" id="Conector recto 21" o:spid="_x0000_s1026" style="position:absolute;flip:y;z-index:251728896;visibility:visible;mso-wrap-style:square;mso-width-percent:0;mso-height-percent:0;mso-wrap-distance-left:9pt;mso-wrap-distance-top:0;mso-wrap-distance-right:9pt;mso-wrap-distance-bottom:0;mso-position-horizontal:absolute;mso-position-horizontal-relative:text;mso-position-vertical:absolute;mso-position-vertical-relative:text;mso-width-percent:0;mso-height-percent:0;mso-width-relative:margin;mso-height-relative:margin" from="75.75pt,12.15pt" to="223.15pt,12.15pt" o:gfxdata="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" strokecolor="black [3200]">
+              <v:line w14:anchorId="27B72EDF" id="Conector recto 21" o:spid="_x0000_s1026" style="position:absolute;flip:y;z-index:251728896;visibility:visible;mso-wrap-style:square;mso-width-percent:0;mso-height-percent:0;mso-wrap-distance-left:9pt;mso-wrap-distance-top:0;mso-wrap-distance-right:9pt;mso-wrap-distance-bottom:0;mso-position-horizontal:absolute;mso-position-horizontal-relative:text;mso-position-vertical:absolute;mso-position-vertical-relative:text;mso-width-percent:0;mso-height-percent:0;mso-width-relative:margin;mso-height-relative:margin" from="56.25pt,12.15pt" to="203.65pt,12.15pt" o:gfxdata="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" strokecolor="black [3200]">
                 <v:stroke joinstyle="miter"/>
               </v:line>
             </w:pict>
@@ -1337,10 +1312,16 @@
         </mc:AlternateContent>
       </w:r>
       <w:r>
-        <w:t>Clave de elector:</w:t>
+        <w:t>Folio de INE</w:t>
+      </w:r>
+      <w:r>
+        <w:t>:</w:t>
       </w:r>
       <w:r>
         <w:t xml:space="preserve">                                                              </w:t>
+      </w:r>
+      <w:r>
+        <w:t xml:space="preserve"> </w:t>
       </w:r>
       <w:r>
         <w:t>RFC:</w:t>
@@ -1397,15 +1378,15 @@
         <mc:AlternateContent>
           <mc:Choice Requires="wps">
             <w:drawing>
-              <wp:anchor distT="0" distB="0" distL="114300" distR="114300" simplePos="0" relativeHeight="251735040" behindDoc="0" locked="0" layoutInCell="1" allowOverlap="1" wp14:anchorId="2A7B46B5" wp14:editId="14083BAC">
+              <wp:anchor distT="0" distB="0" distL="114300" distR="114300" simplePos="0" relativeHeight="251778048" behindDoc="0" locked="0" layoutInCell="1" allowOverlap="1" wp14:anchorId="13B1E70F" wp14:editId="2AF9E26C">
                 <wp:simplePos x="0" y="0"/>
                 <wp:positionH relativeFrom="column">
-                  <wp:posOffset>1102360</wp:posOffset>
+                  <wp:posOffset>1235710</wp:posOffset>
                 </wp:positionH>
                 <wp:positionV relativeFrom="paragraph">
                   <wp:posOffset>156210</wp:posOffset>
                 </wp:positionV>
-                <wp:extent cx="4464000" cy="0"/>
+                <wp:extent cx="4320000" cy="0"/>
                 <wp:effectExtent l="0" t="0" r="0" b="0"/>
                 <wp:wrapNone/>
                 <wp:docPr id="1121925844" name="Conector recto 21"/>
@@ -1417,7 +1398,7 @@
                       <wps:spPr>
                         <a:xfrm flipV="1">
                           <a:off x="0" y="0"/>
-                          <a:ext cx="4464000" cy="0"/>
+                          <a:ext cx="4320000" cy="0"/>
                         </a:xfrm>
                         <a:prstGeom prst="line">
                           <a:avLst/>
@@ -1453,7 +1434,7 @@
           </mc:Choice>
           <mc:Fallback>
             <w:pict>
-              <v:line w14:anchorId="66DAF972" id="Conector recto 21" o:spid="_x0000_s1026" style="position:absolute;flip:y;z-index:251735040;visibility:visible;mso-wrap-style:square;mso-width-percent:0;mso-height-percent:0;mso-wrap-distance-left:9pt;mso-wrap-distance-top:0;mso-wrap-distance-right:9pt;mso-wrap-distance-bottom:0;mso-position-horizontal:absolute;mso-position-horizontal-relative:text;mso-position-vertical:absolute;mso-position-vertical-relative:text;mso-width-percent:0;mso-height-percent:0;mso-width-relative:margin;mso-height-relative:margin" from="86.8pt,12.3pt" to="438.3pt,12.3pt" o:gfxdata="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" strokecolor="black [3200]">
+              <v:line w14:anchorId="6693A944" id="Conector recto 21" o:spid="_x0000_s1026" style="position:absolute;flip:y;z-index:251778048;visibility:visible;mso-wrap-style:square;mso-width-percent:0;mso-height-percent:0;mso-wrap-distance-left:9pt;mso-wrap-distance-top:0;mso-wrap-distance-right:9pt;mso-wrap-distance-bottom:0;mso-position-horizontal:absolute;mso-position-horizontal-relative:text;mso-position-vertical:absolute;mso-position-vertical-relative:text;mso-width-percent:0;mso-height-percent:0;mso-width-relative:margin;mso-height-relative:margin" from="97.3pt,12.3pt" to="437.45pt,12.3pt" o:gfxdata="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" strokecolor="black [3200]">
                 <v:stroke joinstyle="miter"/>
               </v:line>
             </w:pict>
@@ -1461,10 +1442,7 @@
         </mc:AlternateContent>
       </w:r>
       <w:r>
-        <w:t>Nombre completo:</w:t>
-      </w:r>
-      <w:r>
-        <w:t xml:space="preserve"> </w:t>
+        <w:t xml:space="preserve">1. Nombre completo: </w:t>
       </w:r>
       <w:r>
         <w:rPr>
@@ -1502,15 +1480,15 @@
         <mc:AlternateContent>
           <mc:Choice Requires="wps">
             <w:drawing>
-              <wp:anchor distT="0" distB="0" distL="114300" distR="114300" simplePos="0" relativeHeight="251743232" behindDoc="0" locked="0" layoutInCell="1" allowOverlap="1" wp14:anchorId="2713BA14" wp14:editId="5B9BBA5E">
+              <wp:anchor distT="0" distB="0" distL="114300" distR="114300" simplePos="0" relativeHeight="251781120" behindDoc="0" locked="0" layoutInCell="1" allowOverlap="1" wp14:anchorId="4F701702" wp14:editId="1A2F9666">
                 <wp:simplePos x="0" y="0"/>
                 <wp:positionH relativeFrom="column">
-                  <wp:posOffset>869245</wp:posOffset>
+                  <wp:posOffset>672465</wp:posOffset>
                 </wp:positionH>
                 <wp:positionV relativeFrom="paragraph">
-                  <wp:posOffset>136302</wp:posOffset>
+                  <wp:posOffset>135255</wp:posOffset>
                 </wp:positionV>
-                <wp:extent cx="2280976" cy="246380"/>
+                <wp:extent cx="2282400" cy="246380"/>
                 <wp:effectExtent l="0" t="0" r="0" b="1270"/>
                 <wp:wrapNone/>
                 <wp:docPr id="1444997224" name="Cuadro de texto 22"/>
@@ -1522,7 +1500,7 @@
                       <wps:spPr>
                         <a:xfrm>
                           <a:off x="0" y="0"/>
-                          <a:ext cx="2280976" cy="246380"/>
+                          <a:ext cx="2282400" cy="246380"/>
                         </a:xfrm>
                         <a:prstGeom prst="rect">
                           <a:avLst/>
@@ -1547,21 +1525,7 @@
                                 <w:sz w:val="20"/>
                                 <w:szCs w:val="20"/>
                               </w:rPr>
-                              <w:t>{CLAVE_</w:t>
-                            </w:r>
-                            <w:r>
-                              <w:rPr>
-                                <w:sz w:val="20"/>
-                                <w:szCs w:val="20"/>
-                              </w:rPr>
-                              <w:t>BENE</w:t>
-                            </w:r>
-                            <w:r>
-                              <w:rPr>
-                                <w:sz w:val="20"/>
-                                <w:szCs w:val="20"/>
-                              </w:rPr>
-                              <w:t>}}</w:t>
+                              <w:t>{CLAVE_BENE}}</w:t>
                             </w:r>
                           </w:p>
                         </w:txbxContent>
@@ -1586,7 +1550,11 @@
           </mc:Choice>
           <mc:Fallback>
             <w:pict>
-              <v:shape w14:anchorId="2713BA14" id="_x0000_s1030" type="#_x0000_t202" style="position:absolute;margin-left:68.45pt;margin-top:10.75pt;width:179.6pt;height:19.4pt;z-index:251743232;visibility:visible;mso-wrap-style:square;mso-width-percent:0;mso-height-percent:0;mso-wrap-distance-left:9pt;mso-wrap-distance-top:0;mso-wrap-distance-right:9pt;mso-wrap-distance-bottom:0;mso-position-horizontal:absolute;mso-position-horizontal-relative:text;mso-position-vertical:absolute;mso-position-vertical-relative:text;mso-width-percent:0;mso-height-percent:0;mso-width-relative:margin;mso-height-relative:margin;v-text-anchor:top" o:gfxdata="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" filled="f" stroked="f" strokeweight=".5pt">
+              <v:shapetype w14:anchorId="4F701702" id="_x0000_t202" coordsize="21600,21600" o:spt="202" path="m,l,21600r21600,l21600,xe">
+                <v:stroke joinstyle="miter"/>
+                <v:path gradientshapeok="t" o:connecttype="rect"/>
+              </v:shapetype>
+              <v:shape id="_x0000_s1030" type="#_x0000_t202" style="position:absolute;margin-left:52.95pt;margin-top:10.65pt;width:179.7pt;height:19.4pt;z-index:251781120;visibility:visible;mso-wrap-style:square;mso-width-percent:0;mso-height-percent:0;mso-wrap-distance-left:9pt;mso-wrap-distance-top:0;mso-wrap-distance-right:9pt;mso-wrap-distance-bottom:0;mso-position-horizontal:absolute;mso-position-horizontal-relative:text;mso-position-vertical:absolute;mso-position-vertical-relative:text;mso-width-percent:0;mso-height-percent:0;mso-width-relative:margin;mso-height-relative:margin;v-text-anchor:top" o:gfxdata="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" filled="f" stroked="f" strokeweight=".5pt">
                 <v:textbox>
                   <w:txbxContent>
                     <w:p>
@@ -1602,21 +1570,7 @@
                           <w:sz w:val="20"/>
                           <w:szCs w:val="20"/>
                         </w:rPr>
-                        <w:t>{CLAVE_</w:t>
-                      </w:r>
-                      <w:r>
-                        <w:rPr>
-                          <w:sz w:val="20"/>
-                          <w:szCs w:val="20"/>
-                        </w:rPr>
-                        <w:t>BENE</w:t>
-                      </w:r>
-                      <w:r>
-                        <w:rPr>
-                          <w:sz w:val="20"/>
-                          <w:szCs w:val="20"/>
-                        </w:rPr>
-                        <w:t>}}</w:t>
+                        <w:t>{CLAVE_BENE}}</w:t>
                       </w:r>
                     </w:p>
                   </w:txbxContent>
@@ -1641,15 +1595,15 @@
         <mc:AlternateContent>
           <mc:Choice Requires="wps">
             <w:drawing>
-              <wp:anchor distT="0" distB="0" distL="114300" distR="114300" simplePos="0" relativeHeight="251741184" behindDoc="0" locked="0" layoutInCell="1" allowOverlap="1" wp14:anchorId="048797FE" wp14:editId="3F7AE663">
+              <wp:anchor distT="0" distB="0" distL="114300" distR="114300" simplePos="0" relativeHeight="251780096" behindDoc="0" locked="0" layoutInCell="1" allowOverlap="1" wp14:anchorId="2EA98565" wp14:editId="386F5254">
                 <wp:simplePos x="0" y="0"/>
                 <wp:positionH relativeFrom="column">
-                  <wp:posOffset>3623945</wp:posOffset>
+                  <wp:posOffset>3395345</wp:posOffset>
                 </wp:positionH>
                 <wp:positionV relativeFrom="paragraph">
                   <wp:posOffset>157480</wp:posOffset>
                 </wp:positionV>
-                <wp:extent cx="1944000" cy="0"/>
+                <wp:extent cx="2160000" cy="0"/>
                 <wp:effectExtent l="0" t="0" r="0" b="0"/>
                 <wp:wrapNone/>
                 <wp:docPr id="1337112038" name="Conector recto 21"/>
@@ -1661,7 +1615,7 @@
                       <wps:spPr>
                         <a:xfrm flipV="1">
                           <a:off x="0" y="0"/>
-                          <a:ext cx="1944000" cy="0"/>
+                          <a:ext cx="2160000" cy="0"/>
                         </a:xfrm>
                         <a:prstGeom prst="line">
                           <a:avLst/>
@@ -1697,7 +1651,7 @@
           </mc:Choice>
           <mc:Fallback>
             <w:pict>
-              <v:line w14:anchorId="6ACD3FA0" id="Conector recto 21" o:spid="_x0000_s1026" style="position:absolute;flip:y;z-index:251741184;visibility:visible;mso-wrap-style:square;mso-width-percent:0;mso-height-percent:0;mso-wrap-distance-left:9pt;mso-wrap-distance-top:0;mso-wrap-distance-right:9pt;mso-wrap-distance-bottom:0;mso-position-horizontal:absolute;mso-position-horizontal-relative:text;mso-position-vertical:absolute;mso-position-vertical-relative:text;mso-width-percent:0;mso-height-percent:0;mso-width-relative:margin;mso-height-relative:margin" from="285.35pt,12.4pt" to="438.4pt,12.4pt" o:gfxdata="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" strokecolor="black [3200]">
+              <v:line w14:anchorId="147AD957" id="Conector recto 21" o:spid="_x0000_s1026" style="position:absolute;flip:y;z-index:251780096;visibility:visible;mso-wrap-style:square;mso-width-percent:0;mso-height-percent:0;mso-wrap-distance-left:9pt;mso-wrap-distance-top:0;mso-wrap-distance-right:9pt;mso-wrap-distance-bottom:0;mso-position-horizontal:absolute;mso-position-horizontal-relative:text;mso-position-vertical:absolute;mso-position-vertical-relative:text;mso-width-percent:0;mso-height-percent:0;mso-width-relative:margin;mso-height-relative:margin" from="267.35pt,12.4pt" to="437.45pt,12.4pt" o:gfxdata="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" strokecolor="black [3200]">
                 <v:stroke joinstyle="miter"/>
               </v:line>
             </w:pict>
@@ -1711,15 +1665,15 @@
         <mc:AlternateContent>
           <mc:Choice Requires="wps">
             <w:drawing>
-              <wp:anchor distT="0" distB="0" distL="114300" distR="114300" simplePos="0" relativeHeight="251739136" behindDoc="0" locked="0" layoutInCell="1" allowOverlap="1" wp14:anchorId="603E2491" wp14:editId="1DD466A2">
+              <wp:anchor distT="0" distB="0" distL="114300" distR="114300" simplePos="0" relativeHeight="251779072" behindDoc="0" locked="0" layoutInCell="1" allowOverlap="1" wp14:anchorId="21B623CE" wp14:editId="63884DA8">
                 <wp:simplePos x="0" y="0"/>
                 <wp:positionH relativeFrom="column">
-                  <wp:posOffset>970280</wp:posOffset>
+                  <wp:posOffset>751205</wp:posOffset>
                 </wp:positionH>
                 <wp:positionV relativeFrom="paragraph">
                   <wp:posOffset>156210</wp:posOffset>
                 </wp:positionV>
-                <wp:extent cx="2016000" cy="0"/>
+                <wp:extent cx="2015490" cy="0"/>
                 <wp:effectExtent l="0" t="0" r="0" b="0"/>
                 <wp:wrapNone/>
                 <wp:docPr id="1806101831" name="Conector recto 21"/>
@@ -1731,7 +1685,7 @@
                       <wps:spPr>
                         <a:xfrm flipV="1">
                           <a:off x="0" y="0"/>
-                          <a:ext cx="2016000" cy="0"/>
+                          <a:ext cx="2015490" cy="0"/>
                         </a:xfrm>
                         <a:prstGeom prst="line">
                           <a:avLst/>
@@ -1767,7 +1721,7 @@
           </mc:Choice>
           <mc:Fallback>
             <w:pict>
-              <v:line w14:anchorId="7128560D" id="Conector recto 21" o:spid="_x0000_s1026" style="position:absolute;flip:y;z-index:251739136;visibility:visible;mso-wrap-style:square;mso-width-percent:0;mso-height-percent:0;mso-wrap-distance-left:9pt;mso-wrap-distance-top:0;mso-wrap-distance-right:9pt;mso-wrap-distance-bottom:0;mso-position-horizontal:absolute;mso-position-horizontal-relative:text;mso-position-vertical:absolute;mso-position-vertical-relative:text;mso-width-percent:0;mso-height-percent:0;mso-width-relative:margin;mso-height-relative:margin" from="76.4pt,12.3pt" to="235.15pt,12.3pt" o:gfxdata="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" strokecolor="black [3200]">
+              <v:line w14:anchorId="0AD250BE" id="Conector recto 21" o:spid="_x0000_s1026" style="position:absolute;flip:y;z-index:251779072;visibility:visible;mso-wrap-style:square;mso-width-percent:0;mso-height-percent:0;mso-wrap-distance-left:9pt;mso-wrap-distance-top:0;mso-wrap-distance-right:9pt;mso-wrap-distance-bottom:0;mso-position-horizontal:absolute;mso-position-horizontal-relative:text;mso-position-vertical:absolute;mso-position-vertical-relative:text;mso-width-percent:0;mso-height-percent:0;mso-width-relative:margin;mso-height-relative:margin" from="59.15pt,12.3pt" to="217.85pt,12.3pt" o:gfxdata="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" strokecolor="black [3200]">
                 <v:stroke joinstyle="miter"/>
               </v:line>
             </w:pict>
@@ -1775,16 +1729,7 @@
         </mc:AlternateContent>
       </w:r>
       <w:r>
-        <w:t>Clave de elector:</w:t>
-      </w:r>
-      <w:r>
-        <w:t xml:space="preserve">                                                                  </w:t>
-      </w:r>
-      <w:r>
-        <w:t xml:space="preserve"> Teléfono:</w:t>
-      </w:r>
-      <w:r>
-        <w:t xml:space="preserve"> {{TELEFONO_BENE}}</w:t>
+        <w:t>Folio de INE:                                                                   Teléfono: {{TELEFONO_BENE}}</w:t>
       </w:r>
     </w:p>
     <w:p>
@@ -1794,6 +1739,109 @@
           <w:tab w:val="left" w:pos="5728"/>
         </w:tabs>
       </w:pPr>
+      <w:r>
+        <w:rPr>
+          <w:noProof/>
+        </w:rPr>
+        <mc:AlternateContent>
+          <mc:Choice Requires="wps">
+            <w:drawing>
+              <wp:anchor distT="0" distB="0" distL="114300" distR="114300" simplePos="0" relativeHeight="251784192" behindDoc="0" locked="0" layoutInCell="1" allowOverlap="1" wp14:anchorId="7F180C3B" wp14:editId="589A2A58">
+                <wp:simplePos x="0" y="0"/>
+                <wp:positionH relativeFrom="column">
+                  <wp:posOffset>1034415</wp:posOffset>
+                </wp:positionH>
+                <wp:positionV relativeFrom="paragraph">
+                  <wp:posOffset>139065</wp:posOffset>
+                </wp:positionV>
+                <wp:extent cx="2282400" cy="246380"/>
+                <wp:effectExtent l="0" t="0" r="0" b="1270"/>
+                <wp:wrapNone/>
+                <wp:docPr id="1968239976" name="Cuadro de texto 22"/>
+                <wp:cNvGraphicFramePr/>
+                <a:graphic xmlns:a="http://schemas.openxmlformats.org/drawingml/2006/main">
+                  <a:graphicData uri="http://schemas.microsoft.com/office/word/2010/wordprocessingShape">
+                    <wps:wsp>
+                      <wps:cNvSpPr txBox="1"/>
+                      <wps:spPr>
+                        <a:xfrm>
+                          <a:off x="0" y="0"/>
+                          <a:ext cx="2282400" cy="246380"/>
+                        </a:xfrm>
+                        <a:prstGeom prst="rect">
+                          <a:avLst/>
+                        </a:prstGeom>
+                        <a:noFill/>
+                        <a:ln w="6350">
+                          <a:noFill/>
+                        </a:ln>
+                      </wps:spPr>
+                      <wps:txbx>
+                        <w:txbxContent>
+                          <w:p>
+                            <w:r>
+                              <w:rPr>
+                                <w:sz w:val="20"/>
+                                <w:szCs w:val="20"/>
+                              </w:rPr>
+                              <w:t>{</w:t>
+                            </w:r>
+                            <w:r>
+                              <w:rPr>
+                                <w:sz w:val="20"/>
+                                <w:szCs w:val="20"/>
+                              </w:rPr>
+                              <w:t>{CORREO_BENE}}</w:t>
+                            </w:r>
+                          </w:p>
+                        </w:txbxContent>
+                      </wps:txbx>
+                      <wps:bodyPr rot="0" spcFirstLastPara="0" vertOverflow="overflow" horzOverflow="overflow" vert="horz" wrap="square" lIns="91440" tIns="45720" rIns="91440" bIns="45720" numCol="1" spcCol="0" rtlCol="0" fromWordArt="0" anchor="t" anchorCtr="0" forceAA="0" compatLnSpc="1">
+                        <a:prstTxWarp prst="textNoShape">
+                          <a:avLst/>
+                        </a:prstTxWarp>
+                        <a:noAutofit/>
+                      </wps:bodyPr>
+                    </wps:wsp>
+                  </a:graphicData>
+                </a:graphic>
+                <wp14:sizeRelH relativeFrom="margin">
+                  <wp14:pctWidth>0</wp14:pctWidth>
+                </wp14:sizeRelH>
+                <wp14:sizeRelV relativeFrom="margin">
+                  <wp14:pctHeight>0</wp14:pctHeight>
+                </wp14:sizeRelV>
+              </wp:anchor>
+            </w:drawing>
+          </mc:Choice>
+          <mc:Fallback>
+            <w:pict>
+              <v:shape w14:anchorId="7F180C3B" id="_x0000_s1031" type="#_x0000_t202" style="position:absolute;margin-left:81.45pt;margin-top:10.95pt;width:179.7pt;height:19.4pt;z-index:251784192;visibility:visible;mso-wrap-style:square;mso-width-percent:0;mso-height-percent:0;mso-wrap-distance-left:9pt;mso-wrap-distance-top:0;mso-wrap-distance-right:9pt;mso-wrap-distance-bottom:0;mso-position-horizontal:absolute;mso-position-horizontal-relative:text;mso-position-vertical:absolute;mso-position-vertical-relative:text;mso-width-percent:0;mso-height-percent:0;mso-width-relative:margin;mso-height-relative:margin;v-text-anchor:top" o:gfxdata="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" filled="f" stroked="f" strokeweight=".5pt">
+                <v:textbox>
+                  <w:txbxContent>
+                    <w:p>
+                      <w:r>
+                        <w:rPr>
+                          <w:sz w:val="20"/>
+                          <w:szCs w:val="20"/>
+                        </w:rPr>
+                        <w:t>{</w:t>
+                      </w:r>
+                      <w:r>
+                        <w:rPr>
+                          <w:sz w:val="20"/>
+                          <w:szCs w:val="20"/>
+                        </w:rPr>
+                        <w:t>{CORREO_BENE}}</w:t>
+                      </w:r>
+                    </w:p>
+                  </w:txbxContent>
+                </v:textbox>
+              </v:shape>
+            </w:pict>
+          </mc:Fallback>
+        </mc:AlternateContent>
+      </w:r>
     </w:p>
     <w:p>
       <w:pPr>
@@ -1809,18 +1857,18 @@
         <mc:AlternateContent>
           <mc:Choice Requires="wps">
             <w:drawing>
-              <wp:anchor distT="0" distB="0" distL="114300" distR="114300" simplePos="0" relativeHeight="251737088" behindDoc="0" locked="0" layoutInCell="1" allowOverlap="1" wp14:anchorId="605C8454" wp14:editId="42B387C9">
+              <wp:anchor distT="0" distB="0" distL="114300" distR="114300" simplePos="0" relativeHeight="251783168" behindDoc="0" locked="0" layoutInCell="1" allowOverlap="1" wp14:anchorId="2D575600" wp14:editId="0A8B0449">
                 <wp:simplePos x="0" y="0"/>
                 <wp:positionH relativeFrom="column">
-                  <wp:posOffset>1111885</wp:posOffset>
+                  <wp:posOffset>4234815</wp:posOffset>
                 </wp:positionH>
                 <wp:positionV relativeFrom="paragraph">
-                  <wp:posOffset>156845</wp:posOffset>
+                  <wp:posOffset>166370</wp:posOffset>
                 </wp:positionV>
-                <wp:extent cx="2466000" cy="0"/>
+                <wp:extent cx="1332000" cy="0"/>
                 <wp:effectExtent l="0" t="0" r="0" b="0"/>
                 <wp:wrapNone/>
-                <wp:docPr id="1177167358" name="Conector recto 21"/>
+                <wp:docPr id="932930276" name="Conector recto 21"/>
                 <wp:cNvGraphicFramePr/>
                 <a:graphic xmlns:a="http://schemas.openxmlformats.org/drawingml/2006/main">
                   <a:graphicData uri="http://schemas.microsoft.com/office/word/2010/wordprocessingShape">
@@ -1829,7 +1877,7 @@
                       <wps:spPr>
                         <a:xfrm flipV="1">
                           <a:off x="0" y="0"/>
-                          <a:ext cx="2466000" cy="0"/>
+                          <a:ext cx="1332000" cy="0"/>
                         </a:xfrm>
                         <a:prstGeom prst="line">
                           <a:avLst/>
@@ -1865,7 +1913,7 @@
           </mc:Choice>
           <mc:Fallback>
             <w:pict>
-              <v:line w14:anchorId="19C1697A" id="Conector recto 21" o:spid="_x0000_s1026" style="position:absolute;flip:y;z-index:251737088;visibility:visible;mso-wrap-style:square;mso-width-percent:0;mso-height-percent:0;mso-wrap-distance-left:9pt;mso-wrap-distance-top:0;mso-wrap-distance-right:9pt;mso-wrap-distance-bottom:0;mso-position-horizontal:absolute;mso-position-horizontal-relative:text;mso-position-vertical:absolute;mso-position-vertical-relative:text;mso-width-percent:0;mso-height-percent:0;mso-width-relative:margin;mso-height-relative:margin" from="87.55pt,12.35pt" to="281.7pt,12.35pt" o:gfxdata="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" strokecolor="black [3200]">
+              <v:line w14:anchorId="40CD567B" id="Conector recto 21" o:spid="_x0000_s1026" style="position:absolute;flip:y;z-index:251783168;visibility:visible;mso-wrap-style:square;mso-width-percent:0;mso-height-percent:0;mso-wrap-distance-left:9pt;mso-wrap-distance-top:0;mso-wrap-distance-right:9pt;mso-wrap-distance-bottom:0;mso-position-horizontal:absolute;mso-position-horizontal-relative:text;mso-position-vertical:absolute;mso-position-vertical-relative:text;mso-width-percent:0;mso-height-percent:0;mso-width-relative:margin;mso-height-relative:margin" from="333.45pt,13.1pt" to="438.35pt,13.1pt" o:gfxdata="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" strokecolor="black [3200]">
                 <v:stroke joinstyle="miter"/>
               </v:line>
             </w:pict>
@@ -1873,10 +1921,77 @@
         </mc:AlternateContent>
       </w:r>
       <w:r>
-        <w:t>Correo electrónico:</w:t>
-      </w:r>
-      <w:r>
-        <w:t xml:space="preserve"> {{CORREO_BENE}}</w:t>
+        <w:rPr>
+          <w:noProof/>
+        </w:rPr>
+        <mc:AlternateContent>
+          <mc:Choice Requires="wps">
+            <w:drawing>
+              <wp:anchor distT="0" distB="0" distL="114300" distR="114300" simplePos="0" relativeHeight="251782144" behindDoc="0" locked="0" layoutInCell="1" allowOverlap="1" wp14:anchorId="12302689" wp14:editId="5C430A38">
+                <wp:simplePos x="0" y="0"/>
+                <wp:positionH relativeFrom="column">
+                  <wp:posOffset>1111885</wp:posOffset>
+                </wp:positionH>
+                <wp:positionV relativeFrom="paragraph">
+                  <wp:posOffset>156845</wp:posOffset>
+                </wp:positionV>
+                <wp:extent cx="2340000" cy="0"/>
+                <wp:effectExtent l="0" t="0" r="0" b="0"/>
+                <wp:wrapNone/>
+                <wp:docPr id="1177167358" name="Conector recto 21"/>
+                <wp:cNvGraphicFramePr/>
+                <a:graphic xmlns:a="http://schemas.openxmlformats.org/drawingml/2006/main">
+                  <a:graphicData uri="http://schemas.microsoft.com/office/word/2010/wordprocessingShape">
+                    <wps:wsp>
+                      <wps:cNvCnPr/>
+                      <wps:spPr>
+                        <a:xfrm flipV="1">
+                          <a:off x="0" y="0"/>
+                          <a:ext cx="2340000" cy="0"/>
+                        </a:xfrm>
+                        <a:prstGeom prst="line">
+                          <a:avLst/>
+                        </a:prstGeom>
+                        <a:ln w="9525"/>
+                      </wps:spPr>
+                      <wps:style>
+                        <a:lnRef idx="1">
+                          <a:schemeClr val="dk1"/>
+                        </a:lnRef>
+                        <a:fillRef idx="0">
+                          <a:schemeClr val="dk1"/>
+                        </a:fillRef>
+                        <a:effectRef idx="0">
+                          <a:schemeClr val="dk1"/>
+                        </a:effectRef>
+                        <a:fontRef idx="minor">
+                          <a:schemeClr val="tx1"/>
+                        </a:fontRef>
+                      </wps:style>
+                      <wps:bodyPr/>
+                    </wps:wsp>
+                  </a:graphicData>
+                </a:graphic>
+                <wp14:sizeRelH relativeFrom="margin">
+                  <wp14:pctWidth>0</wp14:pctWidth>
+                </wp14:sizeRelH>
+                <wp14:sizeRelV relativeFrom="margin">
+                  <wp14:pctHeight>0</wp14:pctHeight>
+                </wp14:sizeRelV>
+              </wp:anchor>
+            </w:drawing>
+          </mc:Choice>
+          <mc:Fallback>
+            <w:pict>
+              <v:line w14:anchorId="2C01C7DB" id="Conector recto 21" o:spid="_x0000_s1026" style="position:absolute;flip:y;z-index:251782144;visibility:visible;mso-wrap-style:square;mso-width-percent:0;mso-height-percent:0;mso-wrap-distance-left:9pt;mso-wrap-distance-top:0;mso-wrap-distance-right:9pt;mso-wrap-distance-bottom:0;mso-position-horizontal:absolute;mso-position-horizontal-relative:text;mso-position-vertical:absolute;mso-position-vertical-relative:text;mso-width-percent:0;mso-height-percent:0;mso-width-relative:margin;mso-height-relative:margin" from="87.55pt,12.35pt" to="271.8pt,12.35pt" o:gfxdata="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" strokecolor="black [3200]">
+                <v:stroke joinstyle="miter"/>
+              </v:line>
+            </w:pict>
+          </mc:Fallback>
+        </mc:AlternateContent>
+      </w:r>
+      <w:r>
+        <w:t>Correo electrónico:                                                                              Parentesco: {{PARENTESCO_BENE}}</w:t>
       </w:r>
     </w:p>
     <w:p>
@@ -3088,6 +3203,107 @@
       </w:pPr>
       <w:r>
         <w:rPr>
+          <w:noProof/>
+        </w:rPr>
+        <mc:AlternateContent>
+          <mc:Choice Requires="wps">
+            <w:drawing>
+              <wp:anchor distT="0" distB="0" distL="114300" distR="114300" simplePos="0" relativeHeight="251753472" behindDoc="0" locked="0" layoutInCell="1" allowOverlap="1" wp14:anchorId="5EC8AEAD" wp14:editId="1689E008">
+                <wp:simplePos x="0" y="0"/>
+                <wp:positionH relativeFrom="column">
+                  <wp:posOffset>854710</wp:posOffset>
+                </wp:positionH>
+                <wp:positionV relativeFrom="paragraph">
+                  <wp:posOffset>250190</wp:posOffset>
+                </wp:positionV>
+                <wp:extent cx="2261870" cy="246380"/>
+                <wp:effectExtent l="0" t="0" r="0" b="1270"/>
+                <wp:wrapNone/>
+                <wp:docPr id="1961380959" name="Cuadro de texto 22"/>
+                <wp:cNvGraphicFramePr/>
+                <a:graphic xmlns:a="http://schemas.openxmlformats.org/drawingml/2006/main">
+                  <a:graphicData uri="http://schemas.microsoft.com/office/word/2010/wordprocessingShape">
+                    <wps:wsp>
+                      <wps:cNvSpPr txBox="1"/>
+                      <wps:spPr>
+                        <a:xfrm>
+                          <a:off x="0" y="0"/>
+                          <a:ext cx="2261870" cy="246380"/>
+                        </a:xfrm>
+                        <a:prstGeom prst="rect">
+                          <a:avLst/>
+                        </a:prstGeom>
+                        <a:noFill/>
+                        <a:ln w="6350">
+                          <a:noFill/>
+                        </a:ln>
+                      </wps:spPr>
+                      <wps:txbx>
+                        <w:txbxContent>
+                          <w:p>
+                            <w:pPr>
+                              <w:jc w:val="center"/>
+                            </w:pPr>
+                            <w:r>
+                              <w:rPr>
+                                <w:spacing w:val="-2"/>
+                                <w:sz w:val="20"/>
+                                <w:szCs w:val="20"/>
+                              </w:rPr>
+                              <w:t>{{FECHA_PAGO_COMPLETO}}</w:t>
+                            </w:r>
+                          </w:p>
+                        </w:txbxContent>
+                      </wps:txbx>
+                      <wps:bodyPr rot="0" spcFirstLastPara="0" vertOverflow="overflow" horzOverflow="overflow" vert="horz" wrap="square" lIns="91440" tIns="45720" rIns="91440" bIns="45720" numCol="1" spcCol="0" rtlCol="0" fromWordArt="0" anchor="t" anchorCtr="0" forceAA="0" compatLnSpc="1">
+                        <a:prstTxWarp prst="textNoShape">
+                          <a:avLst/>
+                        </a:prstTxWarp>
+                        <a:noAutofit/>
+                      </wps:bodyPr>
+                    </wps:wsp>
+                  </a:graphicData>
+                </a:graphic>
+                <wp14:sizeRelH relativeFrom="margin">
+                  <wp14:pctWidth>0</wp14:pctWidth>
+                </wp14:sizeRelH>
+                <wp14:sizeRelV relativeFrom="margin">
+                  <wp14:pctHeight>0</wp14:pctHeight>
+                </wp14:sizeRelV>
+              </wp:anchor>
+            </w:drawing>
+          </mc:Choice>
+          <mc:Fallback>
+            <w:pict>
+              <v:shapetype w14:anchorId="5EC8AEAD" id="_x0000_t202" coordsize="21600,21600" o:spt="202" path="m,l,21600r21600,l21600,xe">
+                <v:stroke joinstyle="miter"/>
+                <v:path gradientshapeok="t" o:connecttype="rect"/>
+              </v:shapetype>
+              <v:shape id="_x0000_s1035" type="#_x0000_t202" style="position:absolute;margin-left:67.3pt;margin-top:19.7pt;width:178.1pt;height:19.4pt;z-index:251753472;visibility:visible;mso-wrap-style:square;mso-width-percent:0;mso-height-percent:0;mso-wrap-distance-left:9pt;mso-wrap-distance-top:0;mso-wrap-distance-right:9pt;mso-wrap-distance-bottom:0;mso-position-horizontal:absolute;mso-position-horizontal-relative:text;mso-position-vertical:absolute;mso-position-vertical-relative:text;mso-width-percent:0;mso-height-percent:0;mso-width-relative:margin;mso-height-relative:margin;v-text-anchor:top" o:gfxdata="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" filled="f" stroked="f" strokeweight=".5pt">
+                <v:textbox>
+                  <w:txbxContent>
+                    <w:p>
+                      <w:pPr>
+                        <w:jc w:val="center"/>
+                      </w:pPr>
+                      <w:r>
+                        <w:rPr>
+                          <w:spacing w:val="-2"/>
+                          <w:sz w:val="20"/>
+                          <w:szCs w:val="20"/>
+                        </w:rPr>
+                        <w:t>{{FECHA_PAGO_COMPLETO}}</w:t>
+                      </w:r>
+                    </w:p>
+                  </w:txbxContent>
+                </v:textbox>
+              </v:shape>
+            </w:pict>
+          </mc:Fallback>
+        </mc:AlternateContent>
+      </w:r>
+      <w:r>
+        <w:rPr>
           <w:b/>
           <w:noProof/>
         </w:rPr>
@@ -3186,118 +3402,26 @@
       </w:r>
     </w:p>
     <w:p>
-      <w:r>
-        <w:rPr>
+      <w:pPr>
+        <w:tabs>
+          <w:tab w:val="left" w:pos="5298"/>
+        </w:tabs>
+      </w:pPr>
+      <w:r>
+        <w:rPr>
+          <w:b/>
           <w:noProof/>
         </w:rPr>
         <mc:AlternateContent>
           <mc:Choice Requires="wps">
             <w:drawing>
-              <wp:anchor distT="0" distB="0" distL="114300" distR="114300" simplePos="0" relativeHeight="251753472" behindDoc="0" locked="0" layoutInCell="1" allowOverlap="1" wp14:anchorId="5EC8AEAD" wp14:editId="376BFD4F">
+              <wp:anchor distT="0" distB="0" distL="114300" distR="114300" simplePos="0" relativeHeight="251699200" behindDoc="0" locked="0" layoutInCell="1" allowOverlap="1" wp14:anchorId="244E611A" wp14:editId="2C2C1E41">
                 <wp:simplePos x="0" y="0"/>
                 <wp:positionH relativeFrom="column">
-                  <wp:posOffset>1150041</wp:posOffset>
+                  <wp:posOffset>907415</wp:posOffset>
                 </wp:positionH>
                 <wp:positionV relativeFrom="paragraph">
-                  <wp:posOffset>250190</wp:posOffset>
-                </wp:positionV>
-                <wp:extent cx="2261870" cy="246380"/>
-                <wp:effectExtent l="0" t="0" r="0" b="1270"/>
-                <wp:wrapNone/>
-                <wp:docPr id="1961380959" name="Cuadro de texto 22"/>
-                <wp:cNvGraphicFramePr/>
-                <a:graphic xmlns:a="http://schemas.openxmlformats.org/drawingml/2006/main">
-                  <a:graphicData uri="http://schemas.microsoft.com/office/word/2010/wordprocessingShape">
-                    <wps:wsp>
-                      <wps:cNvSpPr txBox="1"/>
-                      <wps:spPr>
-                        <a:xfrm>
-                          <a:off x="0" y="0"/>
-                          <a:ext cx="2261870" cy="246380"/>
-                        </a:xfrm>
-                        <a:prstGeom prst="rect">
-                          <a:avLst/>
-                        </a:prstGeom>
-                        <a:noFill/>
-                        <a:ln w="6350">
-                          <a:noFill/>
-                        </a:ln>
-                      </wps:spPr>
-                      <wps:txbx>
-                        <w:txbxContent>
-                          <w:p>
-                            <w:pPr>
-                              <w:jc w:val="center"/>
-                            </w:pPr>
-                            <w:r>
-                              <w:rPr>
-                                <w:spacing w:val="-2"/>
-                                <w:sz w:val="20"/>
-                                <w:szCs w:val="20"/>
-                              </w:rPr>
-                              <w:t>{{FECHA_PAGO_COMPLETO}}</w:t>
-                            </w:r>
-                          </w:p>
-                        </w:txbxContent>
-                      </wps:txbx>
-                      <wps:bodyPr rot="0" spcFirstLastPara="0" vertOverflow="overflow" horzOverflow="overflow" vert="horz" wrap="square" lIns="91440" tIns="45720" rIns="91440" bIns="45720" numCol="1" spcCol="0" rtlCol="0" fromWordArt="0" anchor="t" anchorCtr="0" forceAA="0" compatLnSpc="1">
-                        <a:prstTxWarp prst="textNoShape">
-                          <a:avLst/>
-                        </a:prstTxWarp>
-                        <a:noAutofit/>
-                      </wps:bodyPr>
-                    </wps:wsp>
-                  </a:graphicData>
-                </a:graphic>
-                <wp14:sizeRelH relativeFrom="margin">
-                  <wp14:pctWidth>0</wp14:pctWidth>
-                </wp14:sizeRelH>
-                <wp14:sizeRelV relativeFrom="margin">
-                  <wp14:pctHeight>0</wp14:pctHeight>
-                </wp14:sizeRelV>
-              </wp:anchor>
-            </w:drawing>
-          </mc:Choice>
-          <mc:Fallback>
-            <w:pict>
-              <v:shape w14:anchorId="5EC8AEAD" id="_x0000_s1035" type="#_x0000_t202" style="position:absolute;margin-left:90.55pt;margin-top:19.7pt;width:178.1pt;height:19.4pt;z-index:251753472;visibility:visible;mso-wrap-style:square;mso-width-percent:0;mso-height-percent:0;mso-wrap-distance-left:9pt;mso-wrap-distance-top:0;mso-wrap-distance-right:9pt;mso-wrap-distance-bottom:0;mso-position-horizontal:absolute;mso-position-horizontal-relative:text;mso-position-vertical:absolute;mso-position-vertical-relative:text;mso-width-percent:0;mso-height-percent:0;mso-width-relative:margin;mso-height-relative:margin;v-text-anchor:top" o:gfxdata="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" filled="f" stroked="f" strokeweight=".5pt">
-                <v:textbox>
-                  <w:txbxContent>
-                    <w:p>
-                      <w:pPr>
-                        <w:jc w:val="center"/>
-                      </w:pPr>
-                      <w:r>
-                        <w:rPr>
-                          <w:spacing w:val="-2"/>
-                          <w:sz w:val="20"/>
-                          <w:szCs w:val="20"/>
-                        </w:rPr>
-                        <w:t>{{FECHA_PAGO_COMPLETO}}</w:t>
-                      </w:r>
-                    </w:p>
-                  </w:txbxContent>
-                </v:textbox>
-              </v:shape>
-            </w:pict>
-          </mc:Fallback>
-        </mc:AlternateContent>
-      </w:r>
-      <w:r>
-        <w:rPr>
-          <w:b/>
-          <w:noProof/>
-        </w:rPr>
-        <mc:AlternateContent>
-          <mc:Choice Requires="wps">
-            <w:drawing>
-              <wp:anchor distT="0" distB="0" distL="114300" distR="114300" simplePos="0" relativeHeight="251699200" behindDoc="0" locked="0" layoutInCell="1" allowOverlap="1" wp14:anchorId="244E611A" wp14:editId="2EFECA4B">
-                <wp:simplePos x="0" y="0"/>
-                <wp:positionH relativeFrom="column">
-                  <wp:posOffset>1202690</wp:posOffset>
-                </wp:positionH>
-                <wp:positionV relativeFrom="paragraph">
-                  <wp:posOffset>289560</wp:posOffset>
+                  <wp:posOffset>4445</wp:posOffset>
                 </wp:positionV>
                 <wp:extent cx="2076450" cy="201295"/>
                 <wp:effectExtent l="0" t="0" r="19050" b="27305"/>
@@ -3367,7 +3491,7 @@
           </mc:Choice>
           <mc:Fallback>
             <w:pict>
-              <v:roundrect w14:anchorId="72EBE09F" id="Rectángulo: esquinas redondeadas 8" o:spid="_x0000_s1026" style="position:absolute;margin-left:94.7pt;margin-top:22.8pt;width:163.5pt;height:15.85pt;z-index:251699200;visibility:visible;mso-wrap-style:square;mso-width-percent:0;mso-height-percent:0;mso-wrap-distance-left:9pt;mso-wrap-distance-top:0;mso-wrap-distance-right:9pt;mso-wrap-distance-bottom:0;mso-position-horizontal:absolute;mso-position-horizontal-relative:text;mso-position-vertical:absolute;mso-position-vertical-relative:text;mso-width-percent:0;mso-height-percent:0;mso-width-relative:margin;mso-height-relative:margin;v-text-anchor:middle" arcsize="30768f" o:gfxdata="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" fillcolor="#f2f2f2 [3052]" strokecolor="#d8d8d8 [2732]" strokeweight="1pt">
+              <v:roundrect w14:anchorId="207CE001" id="Rectángulo: esquinas redondeadas 8" o:spid="_x0000_s1026" style="position:absolute;margin-left:71.45pt;margin-top:.35pt;width:163.5pt;height:15.85pt;z-index:251699200;visibility:visible;mso-wrap-style:square;mso-width-percent:0;mso-height-percent:0;mso-wrap-distance-left:9pt;mso-wrap-distance-top:0;mso-wrap-distance-right:9pt;mso-wrap-distance-bottom:0;mso-position-horizontal:absolute;mso-position-horizontal-relative:text;mso-position-vertical:absolute;mso-position-vertical-relative:text;mso-width-percent:0;mso-height-percent:0;mso-width-relative:margin;mso-height-relative:margin;v-text-anchor:middle" arcsize="30768f" o:gfxdata="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" fillcolor="#f2f2f2 [3052]" strokecolor="#d8d8d8 [2732]" strokeweight="1pt">
                 <v:stroke joinstyle="miter"/>
               </v:roundrect>
             </w:pict>
@@ -3375,533 +3499,10 @@
         </mc:AlternateContent>
       </w:r>
       <w:r>
-        <w:rPr>
-          <w:b/>
-          <w:noProof/>
-        </w:rPr>
-        <mc:AlternateContent>
-          <mc:Choice Requires="wps">
-            <w:drawing>
-              <wp:anchor distT="0" distB="0" distL="114300" distR="114300" simplePos="0" relativeHeight="251660287" behindDoc="1" locked="0" layoutInCell="1" allowOverlap="1" wp14:anchorId="29C578AB" wp14:editId="5FE60176">
-                <wp:simplePos x="0" y="0"/>
-                <wp:positionH relativeFrom="column">
-                  <wp:posOffset>543560</wp:posOffset>
-                </wp:positionH>
-                <wp:positionV relativeFrom="paragraph">
-                  <wp:posOffset>3175</wp:posOffset>
-                </wp:positionV>
-                <wp:extent cx="494030" cy="201295"/>
-                <wp:effectExtent l="0" t="0" r="20320" b="27305"/>
-                <wp:wrapNone/>
-                <wp:docPr id="7" name="Rectángulo: esquinas redondeadas 7"/>
-                <wp:cNvGraphicFramePr/>
-                <a:graphic xmlns:a="http://schemas.openxmlformats.org/drawingml/2006/main">
-                  <a:graphicData uri="http://schemas.microsoft.com/office/word/2010/wordprocessingShape">
-                    <wps:wsp>
-                      <wps:cNvSpPr/>
-                      <wps:spPr>
-                        <a:xfrm>
-                          <a:off x="0" y="0"/>
-                          <a:ext cx="494030" cy="201295"/>
-                        </a:xfrm>
-                        <a:prstGeom prst="roundRect">
-                          <a:avLst>
-                            <a:gd name="adj" fmla="val 50000"/>
-                          </a:avLst>
-                        </a:prstGeom>
-                        <a:solidFill>
-                          <a:schemeClr val="bg1">
-                            <a:lumMod val="95000"/>
-                          </a:schemeClr>
-                        </a:solidFill>
-                        <a:ln>
-                          <a:solidFill>
-                            <a:schemeClr val="bg1">
-                              <a:lumMod val="85000"/>
-                            </a:schemeClr>
-                          </a:solidFill>
-                        </a:ln>
-                      </wps:spPr>
-                      <wps:style>
-                        <a:lnRef idx="2">
-                          <a:schemeClr val="accent1">
-                            <a:shade val="15000"/>
-                          </a:schemeClr>
-                        </a:lnRef>
-                        <a:fillRef idx="1">
-                          <a:schemeClr val="accent1"/>
-                        </a:fillRef>
-                        <a:effectRef idx="0">
-                          <a:schemeClr val="accent1"/>
-                        </a:effectRef>
-                        <a:fontRef idx="minor">
-                          <a:schemeClr val="lt1"/>
-                        </a:fontRef>
-                      </wps:style>
-                      <wps:bodyPr rot="0" spcFirstLastPara="0" vertOverflow="overflow" horzOverflow="overflow" vert="horz" wrap="square" lIns="91440" tIns="45720" rIns="91440" bIns="45720" numCol="1" spcCol="0" rtlCol="0" fromWordArt="0" anchor="ctr" anchorCtr="0" forceAA="0" compatLnSpc="1">
-                        <a:prstTxWarp prst="textNoShape">
-                          <a:avLst/>
-                        </a:prstTxWarp>
-                        <a:noAutofit/>
-                      </wps:bodyPr>
-                    </wps:wsp>
-                  </a:graphicData>
-                </a:graphic>
-                <wp14:sizeRelH relativeFrom="margin">
-                  <wp14:pctWidth>0</wp14:pctWidth>
-                </wp14:sizeRelH>
-                <wp14:sizeRelV relativeFrom="margin">
-                  <wp14:pctHeight>0</wp14:pctHeight>
-                </wp14:sizeRelV>
-              </wp:anchor>
-            </w:drawing>
-          </mc:Choice>
-          <mc:Fallback>
-            <w:pict>
-              <v:roundrect w14:anchorId="39379D15" id="Rectángulo: esquinas redondeadas 7" o:spid="_x0000_s1026" style="position:absolute;margin-left:42.8pt;margin-top:.25pt;width:38.9pt;height:15.85pt;z-index:-251656193;visibility:visible;mso-wrap-style:square;mso-width-percent:0;mso-height-percent:0;mso-wrap-distance-left:9pt;mso-wrap-distance-top:0;mso-wrap-distance-right:9pt;mso-wrap-distance-bottom:0;mso-position-horizontal:absolute;mso-position-horizontal-relative:text;mso-position-vertical:absolute;mso-position-vertical-relative:text;mso-width-percent:0;mso-height-percent:0;mso-width-relative:margin;mso-height-relative:margin;v-text-anchor:middle" arcsize=".5" o:gfxdata="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" fillcolor="#f2f2f2 [3052]" strokecolor="#d8d8d8 [2732]" strokeweight="1pt">
-                <v:stroke joinstyle="miter"/>
-              </v:roundrect>
-            </w:pict>
-          </mc:Fallback>
-        </mc:AlternateContent>
-      </w:r>
-      <w:r>
-        <w:rPr>
-          <w:b/>
-          <w:noProof/>
-        </w:rPr>
-        <mc:AlternateContent>
-          <mc:Choice Requires="wps">
-            <w:drawing>
-              <wp:anchor distT="0" distB="0" distL="114300" distR="114300" simplePos="0" relativeHeight="251701248" behindDoc="0" locked="0" layoutInCell="1" allowOverlap="1" wp14:anchorId="49FEB079" wp14:editId="1B0DBB46">
-                <wp:simplePos x="0" y="0"/>
-                <wp:positionH relativeFrom="column">
-                  <wp:posOffset>1906905</wp:posOffset>
-                </wp:positionH>
-                <wp:positionV relativeFrom="paragraph">
-                  <wp:posOffset>3175</wp:posOffset>
-                </wp:positionV>
-                <wp:extent cx="410210" cy="201295"/>
-                <wp:effectExtent l="0" t="0" r="27940" b="27305"/>
-                <wp:wrapNone/>
-                <wp:docPr id="10" name="Rectángulo: esquinas redondeadas 10"/>
-                <wp:cNvGraphicFramePr/>
-                <a:graphic xmlns:a="http://schemas.openxmlformats.org/drawingml/2006/main">
-                  <a:graphicData uri="http://schemas.microsoft.com/office/word/2010/wordprocessingShape">
-                    <wps:wsp>
-                      <wps:cNvSpPr/>
-                      <wps:spPr>
-                        <a:xfrm>
-                          <a:off x="0" y="0"/>
-                          <a:ext cx="410210" cy="201295"/>
-                        </a:xfrm>
-                        <a:prstGeom prst="roundRect">
-                          <a:avLst>
-                            <a:gd name="adj" fmla="val 50000"/>
-                          </a:avLst>
-                        </a:prstGeom>
-                        <a:solidFill>
-                          <a:schemeClr val="bg1">
-                            <a:lumMod val="95000"/>
-                          </a:schemeClr>
-                        </a:solidFill>
-                        <a:ln>
-                          <a:solidFill>
-                            <a:schemeClr val="bg1">
-                              <a:lumMod val="85000"/>
-                            </a:schemeClr>
-                          </a:solidFill>
-                        </a:ln>
-                      </wps:spPr>
-                      <wps:style>
-                        <a:lnRef idx="2">
-                          <a:schemeClr val="accent1">
-                            <a:shade val="15000"/>
-                          </a:schemeClr>
-                        </a:lnRef>
-                        <a:fillRef idx="1">
-                          <a:schemeClr val="accent1"/>
-                        </a:fillRef>
-                        <a:effectRef idx="0">
-                          <a:schemeClr val="accent1"/>
-                        </a:effectRef>
-                        <a:fontRef idx="minor">
-                          <a:schemeClr val="lt1"/>
-                        </a:fontRef>
-                      </wps:style>
-                      <wps:bodyPr rot="0" spcFirstLastPara="0" vertOverflow="overflow" horzOverflow="overflow" vert="horz" wrap="square" lIns="91440" tIns="45720" rIns="91440" bIns="45720" numCol="1" spcCol="0" rtlCol="0" fromWordArt="0" anchor="ctr" anchorCtr="0" forceAA="0" compatLnSpc="1">
-                        <a:prstTxWarp prst="textNoShape">
-                          <a:avLst/>
-                        </a:prstTxWarp>
-                        <a:noAutofit/>
-                      </wps:bodyPr>
-                    </wps:wsp>
-                  </a:graphicData>
-                </a:graphic>
-                <wp14:sizeRelH relativeFrom="margin">
-                  <wp14:pctWidth>0</wp14:pctWidth>
-                </wp14:sizeRelH>
-                <wp14:sizeRelV relativeFrom="margin">
-                  <wp14:pctHeight>0</wp14:pctHeight>
-                </wp14:sizeRelV>
-              </wp:anchor>
-            </w:drawing>
-          </mc:Choice>
-          <mc:Fallback>
-            <w:pict>
-              <v:roundrect w14:anchorId="7C66FC7D" id="Rectángulo: esquinas redondeadas 10" o:spid="_x0000_s1026" style="position:absolute;margin-left:150.15pt;margin-top:.25pt;width:32.3pt;height:15.85pt;z-index:251701248;visibility:visible;mso-wrap-style:square;mso-width-percent:0;mso-height-percent:0;mso-wrap-distance-left:9pt;mso-wrap-distance-top:0;mso-wrap-distance-right:9pt;mso-wrap-distance-bottom:0;mso-position-horizontal:absolute;mso-position-horizontal-relative:text;mso-position-vertical:absolute;mso-position-vertical-relative:text;mso-width-percent:0;mso-height-percent:0;mso-width-relative:margin;mso-height-relative:margin;v-text-anchor:middle" arcsize=".5" o:gfxdata="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" fillcolor="#f2f2f2 [3052]" strokecolor="#d8d8d8 [2732]" strokeweight="1pt">
-                <v:stroke joinstyle="miter"/>
-              </v:roundrect>
-            </w:pict>
-          </mc:Fallback>
-        </mc:AlternateContent>
-      </w:r>
-      <w:r>
-        <w:rPr>
-          <w:b/>
-          <w:noProof/>
-        </w:rPr>
-        <mc:AlternateContent>
-          <mc:Choice Requires="wps">
-            <w:drawing>
-              <wp:anchor distT="0" distB="0" distL="114300" distR="114300" simplePos="0" relativeHeight="251702272" behindDoc="0" locked="0" layoutInCell="1" allowOverlap="1" wp14:anchorId="7F5D455D" wp14:editId="3ABF8611">
-                <wp:simplePos x="0" y="0"/>
-                <wp:positionH relativeFrom="margin">
-                  <wp:align>right</wp:align>
-                </wp:positionH>
-                <wp:positionV relativeFrom="paragraph">
-                  <wp:posOffset>6259</wp:posOffset>
-                </wp:positionV>
-                <wp:extent cx="2243455" cy="201295"/>
-                <wp:effectExtent l="0" t="0" r="23495" b="27305"/>
-                <wp:wrapNone/>
-                <wp:docPr id="19" name="Rectángulo: esquinas redondeadas 19"/>
-                <wp:cNvGraphicFramePr/>
-                <a:graphic xmlns:a="http://schemas.openxmlformats.org/drawingml/2006/main">
-                  <a:graphicData uri="http://schemas.microsoft.com/office/word/2010/wordprocessingShape">
-                    <wps:wsp>
-                      <wps:cNvSpPr/>
-                      <wps:spPr>
-                        <a:xfrm>
-                          <a:off x="4427913" y="6001789"/>
-                          <a:ext cx="2243455" cy="201295"/>
-                        </a:xfrm>
-                        <a:prstGeom prst="roundRect">
-                          <a:avLst>
-                            <a:gd name="adj" fmla="val 50000"/>
-                          </a:avLst>
-                        </a:prstGeom>
-                        <a:solidFill>
-                          <a:schemeClr val="bg1">
-                            <a:lumMod val="95000"/>
-                          </a:schemeClr>
-                        </a:solidFill>
-                        <a:ln>
-                          <a:solidFill>
-                            <a:schemeClr val="bg1">
-                              <a:lumMod val="85000"/>
-                            </a:schemeClr>
-                          </a:solidFill>
-                        </a:ln>
-                      </wps:spPr>
-                      <wps:style>
-                        <a:lnRef idx="2">
-                          <a:schemeClr val="accent1">
-                            <a:shade val="15000"/>
-                          </a:schemeClr>
-                        </a:lnRef>
-                        <a:fillRef idx="1">
-                          <a:schemeClr val="accent1"/>
-                        </a:fillRef>
-                        <a:effectRef idx="0">
-                          <a:schemeClr val="accent1"/>
-                        </a:effectRef>
-                        <a:fontRef idx="minor">
-                          <a:schemeClr val="lt1"/>
-                        </a:fontRef>
-                      </wps:style>
-                      <wps:bodyPr rot="0" spcFirstLastPara="0" vertOverflow="overflow" horzOverflow="overflow" vert="horz" wrap="square" lIns="91440" tIns="45720" rIns="91440" bIns="45720" numCol="1" spcCol="0" rtlCol="0" fromWordArt="0" anchor="ctr" anchorCtr="0" forceAA="0" compatLnSpc="1">
-                        <a:prstTxWarp prst="textNoShape">
-                          <a:avLst/>
-                        </a:prstTxWarp>
-                        <a:noAutofit/>
-                      </wps:bodyPr>
-                    </wps:wsp>
-                  </a:graphicData>
-                </a:graphic>
-                <wp14:sizeRelH relativeFrom="margin">
-                  <wp14:pctWidth>0</wp14:pctWidth>
-                </wp14:sizeRelH>
-                <wp14:sizeRelV relativeFrom="margin">
-                  <wp14:pctHeight>0</wp14:pctHeight>
-                </wp14:sizeRelV>
-              </wp:anchor>
-            </w:drawing>
-          </mc:Choice>
-          <mc:Fallback>
-            <w:pict>
-              <v:roundrect w14:anchorId="112A4EC2" id="Rectángulo: esquinas redondeadas 19" o:spid="_x0000_s1026" style="position:absolute;margin-left:125.45pt;margin-top:.5pt;width:176.65pt;height:15.85pt;z-index:251702272;visibility:visible;mso-wrap-style:square;mso-width-percent:0;mso-height-percent:0;mso-wrap-distance-left:9pt;mso-wrap-distance-top:0;mso-wrap-distance-right:9pt;mso-wrap-distance-bottom:0;mso-position-horizontal:right;mso-position-horizontal-relative:margin;mso-position-vertical:absolute;mso-position-vertical-relative:text;mso-width-percent:0;mso-height-percent:0;mso-width-relative:margin;mso-height-relative:margin;v-text-anchor:middle" arcsize=".5" o:gfxdata="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" fillcolor="#f2f2f2 [3052]" strokecolor="#d8d8d8 [2732]" strokeweight="1pt">
-                <v:stroke joinstyle="miter"/>
-                <w10:wrap anchorx="margin"/>
-              </v:roundrect>
-            </w:pict>
-          </mc:Fallback>
-        </mc:AlternateContent>
-      </w:r>
-      <w:r>
-        <w:t>Efectivo:</w:t>
-      </w:r>
-      <w:r>
-        <w:t xml:space="preserve">       </w:t>
-      </w:r>
-      <w:r>
-        <w:t>Si</w:t>
-      </w:r>
-      <w:r>
-        <w:t xml:space="preserve">         Transferencia:               Núm. de cuenta:</w:t>
-      </w:r>
-    </w:p>
-    <w:p>
-      <w:pPr>
-        <w:tabs>
-          <w:tab w:val="left" w:pos="5298"/>
-        </w:tabs>
-      </w:pPr>
-      <w:r>
-        <w:rPr>
-          <w:noProof/>
-        </w:rPr>
-        <mc:AlternateContent>
-          <mc:Choice Requires="wps">
-            <w:drawing>
-              <wp:anchor distT="0" distB="0" distL="114300" distR="114300" simplePos="0" relativeHeight="251755520" behindDoc="0" locked="0" layoutInCell="1" allowOverlap="1" wp14:anchorId="69710C06" wp14:editId="00E75A82">
-                <wp:simplePos x="0" y="0"/>
-                <wp:positionH relativeFrom="column">
-                  <wp:posOffset>643156</wp:posOffset>
-                </wp:positionH>
-                <wp:positionV relativeFrom="paragraph">
-                  <wp:posOffset>239555</wp:posOffset>
-                </wp:positionV>
-                <wp:extent cx="2290473" cy="246380"/>
-                <wp:effectExtent l="0" t="0" r="0" b="1270"/>
-                <wp:wrapNone/>
-                <wp:docPr id="1170791161" name="Cuadro de texto 22"/>
-                <wp:cNvGraphicFramePr/>
-                <a:graphic xmlns:a="http://schemas.openxmlformats.org/drawingml/2006/main">
-                  <a:graphicData uri="http://schemas.microsoft.com/office/word/2010/wordprocessingShape">
-                    <wps:wsp>
-                      <wps:cNvSpPr txBox="1"/>
-                      <wps:spPr>
-                        <a:xfrm>
-                          <a:off x="0" y="0"/>
-                          <a:ext cx="2290473" cy="246380"/>
-                        </a:xfrm>
-                        <a:prstGeom prst="rect">
-                          <a:avLst/>
-                        </a:prstGeom>
-                        <a:noFill/>
-                        <a:ln w="6350">
-                          <a:noFill/>
-                        </a:ln>
-                      </wps:spPr>
-                      <wps:txbx>
-                        <w:txbxContent>
-                          <w:p>
-                            <w:pPr>
-                              <w:jc w:val="center"/>
-                            </w:pPr>
-                            <w:r>
-                              <w:rPr>
-                                <w:spacing w:val="-2"/>
-                                <w:sz w:val="20"/>
-                                <w:szCs w:val="20"/>
-                              </w:rPr>
-                              <w:t>{{CANTIDAD_</w:t>
-                            </w:r>
-                            <w:r>
-                              <w:rPr>
-                                <w:spacing w:val="-2"/>
-                                <w:sz w:val="20"/>
-                                <w:szCs w:val="20"/>
-                              </w:rPr>
-                              <w:t>PAGO_TOTAL</w:t>
-                            </w:r>
-                            <w:r>
-                              <w:rPr>
-                                <w:spacing w:val="-2"/>
-                                <w:sz w:val="20"/>
-                                <w:szCs w:val="20"/>
-                              </w:rPr>
-                              <w:t>}}</w:t>
-                            </w:r>
-                          </w:p>
-                        </w:txbxContent>
-                      </wps:txbx>
-                      <wps:bodyPr rot="0" spcFirstLastPara="0" vertOverflow="overflow" horzOverflow="overflow" vert="horz" wrap="square" lIns="91440" tIns="45720" rIns="91440" bIns="45720" numCol="1" spcCol="0" rtlCol="0" fromWordArt="0" anchor="t" anchorCtr="0" forceAA="0" compatLnSpc="1">
-                        <a:prstTxWarp prst="textNoShape">
-                          <a:avLst/>
-                        </a:prstTxWarp>
-                        <a:noAutofit/>
-                      </wps:bodyPr>
-                    </wps:wsp>
-                  </a:graphicData>
-                </a:graphic>
-                <wp14:sizeRelH relativeFrom="margin">
-                  <wp14:pctWidth>0</wp14:pctWidth>
-                </wp14:sizeRelH>
-                <wp14:sizeRelV relativeFrom="margin">
-                  <wp14:pctHeight>0</wp14:pctHeight>
-                </wp14:sizeRelV>
-              </wp:anchor>
-            </w:drawing>
-          </mc:Choice>
-          <mc:Fallback>
-            <w:pict>
-              <v:shape w14:anchorId="69710C06" id="_x0000_s1036" type="#_x0000_t202" style="position:absolute;margin-left:50.65pt;margin-top:18.85pt;width:180.35pt;height:19.4pt;z-index:251755520;visibility:visible;mso-wrap-style:square;mso-width-percent:0;mso-height-percent:0;mso-wrap-distance-left:9pt;mso-wrap-distance-top:0;mso-wrap-distance-right:9pt;mso-wrap-distance-bottom:0;mso-position-horizontal:absolute;mso-position-horizontal-relative:text;mso-position-vertical:absolute;mso-position-vertical-relative:text;mso-width-percent:0;mso-height-percent:0;mso-width-relative:margin;mso-height-relative:margin;v-text-anchor:top" o:gfxdata="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" filled="f" stroked="f" strokeweight=".5pt">
-                <v:textbox>
-                  <w:txbxContent>
-                    <w:p>
-                      <w:pPr>
-                        <w:jc w:val="center"/>
-                      </w:pPr>
-                      <w:r>
-                        <w:rPr>
-                          <w:spacing w:val="-2"/>
-                          <w:sz w:val="20"/>
-                          <w:szCs w:val="20"/>
-                        </w:rPr>
-                        <w:t>{{CANTIDAD_</w:t>
-                      </w:r>
-                      <w:r>
-                        <w:rPr>
-                          <w:spacing w:val="-2"/>
-                          <w:sz w:val="20"/>
-                          <w:szCs w:val="20"/>
-                        </w:rPr>
-                        <w:t>PAGO_TOTAL</w:t>
-                      </w:r>
-                      <w:r>
-                        <w:rPr>
-                          <w:spacing w:val="-2"/>
-                          <w:sz w:val="20"/>
-                          <w:szCs w:val="20"/>
-                        </w:rPr>
-                        <w:t>}}</w:t>
-                      </w:r>
-                    </w:p>
-                  </w:txbxContent>
-                </v:textbox>
-              </v:shape>
-            </w:pict>
-          </mc:Fallback>
-        </mc:AlternateContent>
-      </w:r>
-      <w:r>
-        <w:rPr>
-          <w:b/>
-          <w:noProof/>
-        </w:rPr>
-        <mc:AlternateContent>
-          <mc:Choice Requires="wps">
-            <w:drawing>
-              <wp:anchor distT="0" distB="0" distL="114300" distR="114300" simplePos="0" relativeHeight="251704320" behindDoc="0" locked="0" layoutInCell="1" allowOverlap="1" wp14:anchorId="46F126AB" wp14:editId="6540EEAF">
-                <wp:simplePos x="0" y="0"/>
-                <wp:positionH relativeFrom="column">
-                  <wp:posOffset>691627</wp:posOffset>
-                </wp:positionH>
-                <wp:positionV relativeFrom="paragraph">
-                  <wp:posOffset>266700</wp:posOffset>
-                </wp:positionV>
-                <wp:extent cx="2076450" cy="201295"/>
-                <wp:effectExtent l="0" t="0" r="19050" b="27305"/>
-                <wp:wrapNone/>
-                <wp:docPr id="20" name="Rectángulo: esquinas redondeadas 20"/>
-                <wp:cNvGraphicFramePr/>
-                <a:graphic xmlns:a="http://schemas.openxmlformats.org/drawingml/2006/main">
-                  <a:graphicData uri="http://schemas.microsoft.com/office/word/2010/wordprocessingShape">
-                    <wps:wsp>
-                      <wps:cNvSpPr/>
-                      <wps:spPr>
-                        <a:xfrm>
-                          <a:off x="0" y="0"/>
-                          <a:ext cx="2076450" cy="201295"/>
-                        </a:xfrm>
-                        <a:prstGeom prst="roundRect">
-                          <a:avLst>
-                            <a:gd name="adj" fmla="val 46951"/>
-                          </a:avLst>
-                        </a:prstGeom>
-                        <a:solidFill>
-                          <a:schemeClr val="bg1">
-                            <a:lumMod val="95000"/>
-                          </a:schemeClr>
-                        </a:solidFill>
-                        <a:ln>
-                          <a:solidFill>
-                            <a:schemeClr val="bg1">
-                              <a:lumMod val="85000"/>
-                            </a:schemeClr>
-                          </a:solidFill>
-                        </a:ln>
-                      </wps:spPr>
-                      <wps:style>
-                        <a:lnRef idx="2">
-                          <a:schemeClr val="accent1">
-                            <a:shade val="15000"/>
-                          </a:schemeClr>
-                        </a:lnRef>
-                        <a:fillRef idx="1">
-                          <a:schemeClr val="accent1"/>
-                        </a:fillRef>
-                        <a:effectRef idx="0">
-                          <a:schemeClr val="accent1"/>
-                        </a:effectRef>
-                        <a:fontRef idx="minor">
-                          <a:schemeClr val="lt1"/>
-                        </a:fontRef>
-                      </wps:style>
-                      <wps:bodyPr rot="0" spcFirstLastPara="0" vertOverflow="overflow" horzOverflow="overflow" vert="horz" wrap="square" lIns="91440" tIns="45720" rIns="91440" bIns="45720" numCol="1" spcCol="0" rtlCol="0" fromWordArt="0" anchor="ctr" anchorCtr="0" forceAA="0" compatLnSpc="1">
-                        <a:prstTxWarp prst="textNoShape">
-                          <a:avLst/>
-                        </a:prstTxWarp>
-                        <a:noAutofit/>
-                      </wps:bodyPr>
-                    </wps:wsp>
-                  </a:graphicData>
-                </a:graphic>
-                <wp14:sizeRelH relativeFrom="margin">
-                  <wp14:pctWidth>0</wp14:pctWidth>
-                </wp14:sizeRelH>
-                <wp14:sizeRelV relativeFrom="margin">
-                  <wp14:pctHeight>0</wp14:pctHeight>
-                </wp14:sizeRelV>
-              </wp:anchor>
-            </w:drawing>
-          </mc:Choice>
-          <mc:Fallback>
-            <w:pict>
-              <v:roundrect w14:anchorId="3332DAD2" id="Rectángulo: esquinas redondeadas 20" o:spid="_x0000_s1026" style="position:absolute;margin-left:54.45pt;margin-top:21pt;width:163.5pt;height:15.85pt;z-index:251704320;visibility:visible;mso-wrap-style:square;mso-width-percent:0;mso-height-percent:0;mso-wrap-distance-left:9pt;mso-wrap-distance-top:0;mso-wrap-distance-right:9pt;mso-wrap-distance-bottom:0;mso-position-horizontal:absolute;mso-position-horizontal-relative:text;mso-position-vertical:absolute;mso-position-vertical-relative:text;mso-width-percent:0;mso-height-percent:0;mso-width-relative:margin;mso-height-relative:margin;v-text-anchor:middle" arcsize="30768f" o:gfxdata="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" fillcolor="#f2f2f2 [3052]" strokecolor="#d8d8d8 [2732]" strokeweight="1pt">
-                <v:stroke joinstyle="miter"/>
-              </v:roundrect>
-            </w:pict>
-          </mc:Fallback>
-        </mc:AlternateContent>
-      </w:r>
-      <w:r>
-        <w:t xml:space="preserve">Fecha de pago total:  </w:t>
+        <w:t xml:space="preserve">Fecha de pago:  </w:t>
       </w:r>
       <w:r>
         <w:tab/>
-      </w:r>
-    </w:p>
-    <w:p>
-      <w:pPr>
-        <w:tabs>
-          <w:tab w:val="left" w:pos="5298"/>
-        </w:tabs>
-      </w:pPr>
-      <w:r>
-        <w:t xml:space="preserve">Pago total: </w:t>
       </w:r>
       <w:r>
         <w:tab/>
@@ -4107,15 +3708,7 @@
                                 <w:sz w:val="20"/>
                                 <w:szCs w:val="20"/>
                               </w:rPr>
-                              <w:t>_</w:t>
-                            </w:r>
-                            <w:r>
-                              <w:rPr>
-                                <w:spacing w:val="-2"/>
-                                <w:sz w:val="20"/>
-                                <w:szCs w:val="20"/>
-                              </w:rPr>
-                              <w:t>FIN</w:t>
+                              <w:t>_FIN</w:t>
                             </w:r>
                             <w:r>
                               <w:rPr>
@@ -4166,15 +3759,7 @@
                           <w:sz w:val="20"/>
                           <w:szCs w:val="20"/>
                         </w:rPr>
-                        <w:t>_</w:t>
-                      </w:r>
-                      <w:r>
-                        <w:rPr>
-                          <w:spacing w:val="-2"/>
-                          <w:sz w:val="20"/>
-                          <w:szCs w:val="20"/>
-                        </w:rPr>
-                        <w:t>FIN</w:t>
+                        <w:t>_FIN</w:t>
                       </w:r>
                       <w:r>
                         <w:rPr>
@@ -4394,13 +3979,12 @@
         <w:tab/>
       </w:r>
     </w:p>
+    <w:bookmarkStart w:id="0" w:name="_Hlk216437037"/>
     <w:p>
-      <w:bookmarkStart w:id="0" w:name="_Hlk216437037"/>
       <w:r>
         <w:rPr>
           <w:noProof/>
         </w:rPr>
-        <w:lastRenderedPageBreak/>
         <mc:AlternateContent>
           <mc:Choice Requires="wps">
             <w:drawing>
@@ -4533,7 +4117,7 @@
         <mc:AlternateContent>
           <mc:Choice Requires="wps">
             <w:drawing>
-              <wp:anchor distT="0" distB="0" distL="114300" distR="114300" simplePos="0" relativeHeight="251761664" behindDoc="0" locked="0" layoutInCell="1" allowOverlap="1" wp14:anchorId="7CD96D66" wp14:editId="7DB7BF7B">
+              <wp:anchor distT="0" distB="0" distL="114300" distR="114300" simplePos="0" relativeHeight="251761664" behindDoc="0" locked="0" layoutInCell="1" allowOverlap="1" wp14:anchorId="7CD96D66" wp14:editId="03FBF6D0">
                 <wp:simplePos x="0" y="0"/>
                 <wp:positionH relativeFrom="column">
                   <wp:posOffset>584256</wp:posOffset>
@@ -4616,7 +4200,7 @@
           </mc:Choice>
           <mc:Fallback>
             <w:pict>
-              <v:shape w14:anchorId="7CD96D66" id="_x0000_s1040" type="#_x0000_t202" style="position:absolute;margin-left:46pt;margin-top:20.05pt;width:178.15pt;height:19.4pt;z-index:251761664;visibility:visible;mso-wrap-style:square;mso-width-percent:0;mso-height-percent:0;mso-wrap-distance-left:9pt;mso-wrap-distance-top:0;mso-wrap-distance-right:9pt;mso-wrap-distance-bottom:0;mso-position-horizontal:absolute;mso-position-horizontal-relative:text;mso-position-vertical:absolute;mso-position-vertical-relative:text;mso-width-percent:0;mso-height-percent:0;mso-width-relative:margin;mso-height-relative:margin;v-text-anchor:top" o:gfxdata="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" filled="f" stroked="f" strokeweight=".5pt">
+              <v:shape w14:anchorId="7CD96D66" id="_x0000_s1039" type="#_x0000_t202" style="position:absolute;margin-left:46pt;margin-top:20.05pt;width:178.15pt;height:19.4pt;z-index:251761664;visibility:visible;mso-wrap-style:square;mso-width-percent:0;mso-height-percent:0;mso-wrap-distance-left:9pt;mso-wrap-distance-top:0;mso-wrap-distance-right:9pt;mso-wrap-distance-bottom:0;mso-position-horizontal:absolute;mso-position-horizontal-relative:text;mso-position-vertical:absolute;mso-position-vertical-relative:text;mso-width-percent:0;mso-height-percent:0;mso-width-relative:margin;mso-height-relative:margin;v-text-anchor:top" o:gfxdata="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" filled="f" stroked="f" strokeweight=".5pt">
                 <v:textbox>
                   <w:txbxContent>
                     <w:p>
@@ -4663,7 +4247,7 @@
         <mc:AlternateContent>
           <mc:Choice Requires="wps">
             <w:drawing>
-              <wp:anchor distT="0" distB="0" distL="114300" distR="114300" simplePos="0" relativeHeight="251677696" behindDoc="1" locked="0" layoutInCell="1" allowOverlap="1" wp14:anchorId="24EE6352" wp14:editId="6FE70779">
+              <wp:anchor distT="0" distB="0" distL="114300" distR="114300" simplePos="0" relativeHeight="251677696" behindDoc="1" locked="0" layoutInCell="1" allowOverlap="1" wp14:anchorId="24EE6352" wp14:editId="1A023ACE">
                 <wp:simplePos x="0" y="0"/>
                 <wp:positionH relativeFrom="column">
                   <wp:posOffset>543560</wp:posOffset>
@@ -4958,207 +4542,13 @@
     <w:p>
       <w:r>
         <w:rPr>
+          <w:b/>
           <w:noProof/>
         </w:rPr>
         <mc:AlternateContent>
           <mc:Choice Requires="wps">
             <w:drawing>
-              <wp:anchor distT="0" distB="0" distL="114300" distR="114300" simplePos="0" relativeHeight="251767808" behindDoc="0" locked="0" layoutInCell="1" allowOverlap="1" wp14:anchorId="0954239B" wp14:editId="2C0367FB">
-                <wp:simplePos x="0" y="0"/>
-                <wp:positionH relativeFrom="column">
-                  <wp:posOffset>3501912</wp:posOffset>
-                </wp:positionH>
-                <wp:positionV relativeFrom="paragraph">
-                  <wp:posOffset>266442</wp:posOffset>
-                </wp:positionV>
-                <wp:extent cx="2240783" cy="246380"/>
-                <wp:effectExtent l="0" t="0" r="0" b="1270"/>
-                <wp:wrapNone/>
-                <wp:docPr id="48609364" name="Cuadro de texto 22"/>
-                <wp:cNvGraphicFramePr/>
-                <a:graphic xmlns:a="http://schemas.openxmlformats.org/drawingml/2006/main">
-                  <a:graphicData uri="http://schemas.microsoft.com/office/word/2010/wordprocessingShape">
-                    <wps:wsp>
-                      <wps:cNvSpPr txBox="1"/>
-                      <wps:spPr>
-                        <a:xfrm>
-                          <a:off x="0" y="0"/>
-                          <a:ext cx="2240783" cy="246380"/>
-                        </a:xfrm>
-                        <a:prstGeom prst="rect">
-                          <a:avLst/>
-                        </a:prstGeom>
-                        <a:noFill/>
-                        <a:ln w="6350">
-                          <a:noFill/>
-                        </a:ln>
-                      </wps:spPr>
-                      <wps:txbx>
-                        <w:txbxContent>
-                          <w:p>
-                            <w:pPr>
-                              <w:jc w:val="center"/>
-                            </w:pPr>
-                            <w:r>
-                              <w:rPr>
-                                <w:spacing w:val="-2"/>
-                                <w:sz w:val="20"/>
-                                <w:szCs w:val="20"/>
-                              </w:rPr>
-                              <w:t>{{DIA_PAGO}}</w:t>
-                            </w:r>
-                          </w:p>
-                        </w:txbxContent>
-                      </wps:txbx>
-                      <wps:bodyPr rot="0" spcFirstLastPara="0" vertOverflow="overflow" horzOverflow="overflow" vert="horz" wrap="square" lIns="91440" tIns="45720" rIns="91440" bIns="45720" numCol="1" spcCol="0" rtlCol="0" fromWordArt="0" anchor="t" anchorCtr="0" forceAA="0" compatLnSpc="1">
-                        <a:prstTxWarp prst="textNoShape">
-                          <a:avLst/>
-                        </a:prstTxWarp>
-                        <a:noAutofit/>
-                      </wps:bodyPr>
-                    </wps:wsp>
-                  </a:graphicData>
-                </a:graphic>
-                <wp14:sizeRelH relativeFrom="margin">
-                  <wp14:pctWidth>0</wp14:pctWidth>
-                </wp14:sizeRelH>
-                <wp14:sizeRelV relativeFrom="margin">
-                  <wp14:pctHeight>0</wp14:pctHeight>
-                </wp14:sizeRelV>
-              </wp:anchor>
-            </w:drawing>
-          </mc:Choice>
-          <mc:Fallback>
-            <w:pict>
-              <v:shape w14:anchorId="0954239B" id="_x0000_s1041" type="#_x0000_t202" style="position:absolute;margin-left:275.75pt;margin-top:21pt;width:176.45pt;height:19.4pt;z-index:251767808;visibility:visible;mso-wrap-style:square;mso-width-percent:0;mso-height-percent:0;mso-wrap-distance-left:9pt;mso-wrap-distance-top:0;mso-wrap-distance-right:9pt;mso-wrap-distance-bottom:0;mso-position-horizontal:absolute;mso-position-horizontal-relative:text;mso-position-vertical:absolute;mso-position-vertical-relative:text;mso-width-percent:0;mso-height-percent:0;mso-width-relative:margin;mso-height-relative:margin;v-text-anchor:top" o:gfxdata="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" filled="f" stroked="f" strokeweight=".5pt">
-                <v:textbox>
-                  <w:txbxContent>
-                    <w:p>
-                      <w:pPr>
-                        <w:jc w:val="center"/>
-                      </w:pPr>
-                      <w:r>
-                        <w:rPr>
-                          <w:spacing w:val="-2"/>
-                          <w:sz w:val="20"/>
-                          <w:szCs w:val="20"/>
-                        </w:rPr>
-                        <w:t>{{DIA_PAGO}}</w:t>
-                      </w:r>
-                    </w:p>
-                  </w:txbxContent>
-                </v:textbox>
-              </v:shape>
-            </w:pict>
-          </mc:Fallback>
-        </mc:AlternateContent>
-      </w:r>
-      <w:r>
-        <w:rPr>
-          <w:noProof/>
-        </w:rPr>
-        <mc:AlternateContent>
-          <mc:Choice Requires="wps">
-            <w:drawing>
-              <wp:anchor distT="0" distB="0" distL="114300" distR="114300" simplePos="0" relativeHeight="251765760" behindDoc="0" locked="0" layoutInCell="1" allowOverlap="1" wp14:anchorId="5DBA8FE0" wp14:editId="6B484B5D">
-                <wp:simplePos x="0" y="0"/>
-                <wp:positionH relativeFrom="column">
-                  <wp:posOffset>512528</wp:posOffset>
-                </wp:positionH>
-                <wp:positionV relativeFrom="paragraph">
-                  <wp:posOffset>256393</wp:posOffset>
-                </wp:positionV>
-                <wp:extent cx="2162217" cy="246380"/>
-                <wp:effectExtent l="0" t="0" r="0" b="1270"/>
-                <wp:wrapNone/>
-                <wp:docPr id="1300207282" name="Cuadro de texto 22"/>
-                <wp:cNvGraphicFramePr/>
-                <a:graphic xmlns:a="http://schemas.openxmlformats.org/drawingml/2006/main">
-                  <a:graphicData uri="http://schemas.microsoft.com/office/word/2010/wordprocessingShape">
-                    <wps:wsp>
-                      <wps:cNvSpPr txBox="1"/>
-                      <wps:spPr>
-                        <a:xfrm>
-                          <a:off x="0" y="0"/>
-                          <a:ext cx="2162217" cy="246380"/>
-                        </a:xfrm>
-                        <a:prstGeom prst="rect">
-                          <a:avLst/>
-                        </a:prstGeom>
-                        <a:noFill/>
-                        <a:ln w="6350">
-                          <a:noFill/>
-                        </a:ln>
-                      </wps:spPr>
-                      <wps:txbx>
-                        <w:txbxContent>
-                          <w:p>
-                            <w:pPr>
-                              <w:jc w:val="center"/>
-                            </w:pPr>
-                            <w:r>
-                              <w:rPr>
-                                <w:spacing w:val="-2"/>
-                                <w:sz w:val="20"/>
-                                <w:szCs w:val="20"/>
-                              </w:rPr>
-                              <w:t>{{NUM_MENSUALIDAD}}</w:t>
-                            </w:r>
-                          </w:p>
-                        </w:txbxContent>
-                      </wps:txbx>
-                      <wps:bodyPr rot="0" spcFirstLastPara="0" vertOverflow="overflow" horzOverflow="overflow" vert="horz" wrap="square" lIns="91440" tIns="45720" rIns="91440" bIns="45720" numCol="1" spcCol="0" rtlCol="0" fromWordArt="0" anchor="t" anchorCtr="0" forceAA="0" compatLnSpc="1">
-                        <a:prstTxWarp prst="textNoShape">
-                          <a:avLst/>
-                        </a:prstTxWarp>
-                        <a:noAutofit/>
-                      </wps:bodyPr>
-                    </wps:wsp>
-                  </a:graphicData>
-                </a:graphic>
-                <wp14:sizeRelH relativeFrom="margin">
-                  <wp14:pctWidth>0</wp14:pctWidth>
-                </wp14:sizeRelH>
-                <wp14:sizeRelV relativeFrom="margin">
-                  <wp14:pctHeight>0</wp14:pctHeight>
-                </wp14:sizeRelV>
-              </wp:anchor>
-            </w:drawing>
-          </mc:Choice>
-          <mc:Fallback>
-            <w:pict>
-              <v:shape w14:anchorId="5DBA8FE0" id="_x0000_s1042" type="#_x0000_t202" style="position:absolute;margin-left:40.35pt;margin-top:20.2pt;width:170.25pt;height:19.4pt;z-index:251765760;visibility:visible;mso-wrap-style:square;mso-width-percent:0;mso-height-percent:0;mso-wrap-distance-left:9pt;mso-wrap-distance-top:0;mso-wrap-distance-right:9pt;mso-wrap-distance-bottom:0;mso-position-horizontal:absolute;mso-position-horizontal-relative:text;mso-position-vertical:absolute;mso-position-vertical-relative:text;mso-width-percent:0;mso-height-percent:0;mso-width-relative:margin;mso-height-relative:margin;v-text-anchor:top" o:gfxdata="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" filled="f" stroked="f" strokeweight=".5pt">
-                <v:textbox>
-                  <w:txbxContent>
-                    <w:p>
-                      <w:pPr>
-                        <w:jc w:val="center"/>
-                      </w:pPr>
-                      <w:r>
-                        <w:rPr>
-                          <w:spacing w:val="-2"/>
-                          <w:sz w:val="20"/>
-                          <w:szCs w:val="20"/>
-                        </w:rPr>
-                        <w:t>{{NUM_MENSUALIDAD}}</w:t>
-                      </w:r>
-                    </w:p>
-                  </w:txbxContent>
-                </v:textbox>
-              </v:shape>
-            </w:pict>
-          </mc:Fallback>
-        </mc:AlternateContent>
-      </w:r>
-      <w:r>
-        <w:rPr>
-          <w:b/>
-          <w:noProof/>
-        </w:rPr>
-        <mc:AlternateContent>
-          <mc:Choice Requires="wps">
-            <w:drawing>
-              <wp:anchor distT="0" distB="0" distL="114300" distR="114300" simplePos="0" relativeHeight="251687936" behindDoc="0" locked="0" layoutInCell="1" allowOverlap="1" wp14:anchorId="3C435FE4" wp14:editId="4A4757B0">
+              <wp:anchor distT="0" distB="0" distL="114300" distR="114300" simplePos="0" relativeHeight="251687936" behindDoc="0" locked="0" layoutInCell="1" allowOverlap="1" wp14:anchorId="3C435FE4" wp14:editId="0CE45079">
                 <wp:simplePos x="0" y="0"/>
                 <wp:positionH relativeFrom="margin">
                   <wp:posOffset>621030</wp:posOffset>
@@ -5234,7 +4624,7 @@
           </mc:Choice>
           <mc:Fallback>
             <w:pict>
-              <v:roundrect w14:anchorId="513FDC18" id="Rectángulo: esquinas redondeadas 17" o:spid="_x0000_s1026" style="position:absolute;margin-left:48.9pt;margin-top:.45pt;width:161.55pt;height:15.85pt;z-index:251687936;visibility:visible;mso-wrap-style:square;mso-width-percent:0;mso-height-percent:0;mso-wrap-distance-left:9pt;mso-wrap-distance-top:0;mso-wrap-distance-right:9pt;mso-wrap-distance-bottom:0;mso-position-horizontal:absolute;mso-position-horizontal-relative:margin;mso-position-vertical:absolute;mso-position-vertical-relative:text;mso-width-percent:0;mso-height-percent:0;mso-width-relative:margin;mso-height-relative:margin;v-text-anchor:middle" arcsize=".5" o:gfxdata="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" fillcolor="#f2f2f2 [3052]" strokecolor="#d8d8d8 [2732]" strokeweight="1pt">
+              <v:roundrect w14:anchorId="5AD54BD1" id="Rectángulo: esquinas redondeadas 17" o:spid="_x0000_s1026" style="position:absolute;margin-left:48.9pt;margin-top:.45pt;width:161.55pt;height:15.85pt;z-index:251687936;visibility:visible;mso-wrap-style:square;mso-width-percent:0;mso-height-percent:0;mso-wrap-distance-left:9pt;mso-wrap-distance-top:0;mso-wrap-distance-right:9pt;mso-wrap-distance-bottom:0;mso-position-horizontal:absolute;mso-position-horizontal-relative:margin;mso-position-vertical:absolute;mso-position-vertical-relative:text;mso-width-percent:0;mso-height-percent:0;mso-width-relative:margin;mso-height-relative:margin;v-text-anchor:middle" arcsize=".5" o:gfxdata="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" fillcolor="#f2f2f2 [3052]" strokecolor="#d8d8d8 [2732]" strokeweight="1pt">
                 <v:stroke joinstyle="miter"/>
                 <w10:wrap anchorx="margin"/>
               </v:roundrect>
@@ -5347,6 +4737,201 @@
     <w:p>
       <w:r>
         <w:rPr>
+          <w:noProof/>
+        </w:rPr>
+        <w:lastRenderedPageBreak/>
+        <mc:AlternateContent>
+          <mc:Choice Requires="wps">
+            <w:drawing>
+              <wp:anchor distT="0" distB="0" distL="114300" distR="114300" simplePos="0" relativeHeight="251767808" behindDoc="0" locked="0" layoutInCell="1" allowOverlap="1" wp14:anchorId="0954239B" wp14:editId="5CFF5DCD">
+                <wp:simplePos x="0" y="0"/>
+                <wp:positionH relativeFrom="column">
+                  <wp:posOffset>3505200</wp:posOffset>
+                </wp:positionH>
+                <wp:positionV relativeFrom="paragraph">
+                  <wp:posOffset>-12065</wp:posOffset>
+                </wp:positionV>
+                <wp:extent cx="2240783" cy="246380"/>
+                <wp:effectExtent l="0" t="0" r="0" b="1270"/>
+                <wp:wrapNone/>
+                <wp:docPr id="48609364" name="Cuadro de texto 22"/>
+                <wp:cNvGraphicFramePr/>
+                <a:graphic xmlns:a="http://schemas.openxmlformats.org/drawingml/2006/main">
+                  <a:graphicData uri="http://schemas.microsoft.com/office/word/2010/wordprocessingShape">
+                    <wps:wsp>
+                      <wps:cNvSpPr txBox="1"/>
+                      <wps:spPr>
+                        <a:xfrm>
+                          <a:off x="0" y="0"/>
+                          <a:ext cx="2240783" cy="246380"/>
+                        </a:xfrm>
+                        <a:prstGeom prst="rect">
+                          <a:avLst/>
+                        </a:prstGeom>
+                        <a:noFill/>
+                        <a:ln w="6350">
+                          <a:noFill/>
+                        </a:ln>
+                      </wps:spPr>
+                      <wps:txbx>
+                        <w:txbxContent>
+                          <w:p>
+                            <w:pPr>
+                              <w:jc w:val="center"/>
+                            </w:pPr>
+                            <w:r>
+                              <w:rPr>
+                                <w:spacing w:val="-2"/>
+                                <w:sz w:val="20"/>
+                                <w:szCs w:val="20"/>
+                              </w:rPr>
+                              <w:t>{{DIA_PAGO}}</w:t>
+                            </w:r>
+                          </w:p>
+                        </w:txbxContent>
+                      </wps:txbx>
+                      <wps:bodyPr rot="0" spcFirstLastPara="0" vertOverflow="overflow" horzOverflow="overflow" vert="horz" wrap="square" lIns="91440" tIns="45720" rIns="91440" bIns="45720" numCol="1" spcCol="0" rtlCol="0" fromWordArt="0" anchor="t" anchorCtr="0" forceAA="0" compatLnSpc="1">
+                        <a:prstTxWarp prst="textNoShape">
+                          <a:avLst/>
+                        </a:prstTxWarp>
+                        <a:noAutofit/>
+                      </wps:bodyPr>
+                    </wps:wsp>
+                  </a:graphicData>
+                </a:graphic>
+                <wp14:sizeRelH relativeFrom="margin">
+                  <wp14:pctWidth>0</wp14:pctWidth>
+                </wp14:sizeRelH>
+                <wp14:sizeRelV relativeFrom="margin">
+                  <wp14:pctHeight>0</wp14:pctHeight>
+                </wp14:sizeRelV>
+              </wp:anchor>
+            </w:drawing>
+          </mc:Choice>
+          <mc:Fallback>
+            <w:pict>
+              <v:shape w14:anchorId="0954239B" id="_x0000_s1040" type="#_x0000_t202" style="position:absolute;margin-left:276pt;margin-top:-.95pt;width:176.45pt;height:19.4pt;z-index:251767808;visibility:visible;mso-wrap-style:square;mso-width-percent:0;mso-height-percent:0;mso-wrap-distance-left:9pt;mso-wrap-distance-top:0;mso-wrap-distance-right:9pt;mso-wrap-distance-bottom:0;mso-position-horizontal:absolute;mso-position-horizontal-relative:text;mso-position-vertical:absolute;mso-position-vertical-relative:text;mso-width-percent:0;mso-height-percent:0;mso-width-relative:margin;mso-height-relative:margin;v-text-anchor:top" o:gfxdata="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" filled="f" stroked="f" strokeweight=".5pt">
+                <v:textbox>
+                  <w:txbxContent>
+                    <w:p>
+                      <w:pPr>
+                        <w:jc w:val="center"/>
+                      </w:pPr>
+                      <w:r>
+                        <w:rPr>
+                          <w:spacing w:val="-2"/>
+                          <w:sz w:val="20"/>
+                          <w:szCs w:val="20"/>
+                        </w:rPr>
+                        <w:t>{{DIA_PAGO}}</w:t>
+                      </w:r>
+                    </w:p>
+                  </w:txbxContent>
+                </v:textbox>
+              </v:shape>
+            </w:pict>
+          </mc:Fallback>
+        </mc:AlternateContent>
+      </w:r>
+      <w:r>
+        <w:rPr>
+          <w:noProof/>
+        </w:rPr>
+        <mc:AlternateContent>
+          <mc:Choice Requires="wps">
+            <w:drawing>
+              <wp:anchor distT="0" distB="0" distL="114300" distR="114300" simplePos="0" relativeHeight="251765760" behindDoc="0" locked="0" layoutInCell="1" allowOverlap="1" wp14:anchorId="5DBA8FE0" wp14:editId="3D7D7CC7">
+                <wp:simplePos x="0" y="0"/>
+                <wp:positionH relativeFrom="column">
+                  <wp:posOffset>512445</wp:posOffset>
+                </wp:positionH>
+                <wp:positionV relativeFrom="paragraph">
+                  <wp:posOffset>-4445</wp:posOffset>
+                </wp:positionV>
+                <wp:extent cx="2162217" cy="246380"/>
+                <wp:effectExtent l="0" t="0" r="0" b="1270"/>
+                <wp:wrapNone/>
+                <wp:docPr id="1300207282" name="Cuadro de texto 22"/>
+                <wp:cNvGraphicFramePr/>
+                <a:graphic xmlns:a="http://schemas.openxmlformats.org/drawingml/2006/main">
+                  <a:graphicData uri="http://schemas.microsoft.com/office/word/2010/wordprocessingShape">
+                    <wps:wsp>
+                      <wps:cNvSpPr txBox="1"/>
+                      <wps:spPr>
+                        <a:xfrm>
+                          <a:off x="0" y="0"/>
+                          <a:ext cx="2162217" cy="246380"/>
+                        </a:xfrm>
+                        <a:prstGeom prst="rect">
+                          <a:avLst/>
+                        </a:prstGeom>
+                        <a:noFill/>
+                        <a:ln w="6350">
+                          <a:noFill/>
+                        </a:ln>
+                      </wps:spPr>
+                      <wps:txbx>
+                        <w:txbxContent>
+                          <w:p>
+                            <w:pPr>
+                              <w:jc w:val="center"/>
+                            </w:pPr>
+                            <w:r>
+                              <w:rPr>
+                                <w:spacing w:val="-2"/>
+                                <w:sz w:val="20"/>
+                                <w:szCs w:val="20"/>
+                              </w:rPr>
+                              <w:t>{{NUM_MENSUALIDAD}}</w:t>
+                            </w:r>
+                          </w:p>
+                        </w:txbxContent>
+                      </wps:txbx>
+                      <wps:bodyPr rot="0" spcFirstLastPara="0" vertOverflow="overflow" horzOverflow="overflow" vert="horz" wrap="square" lIns="91440" tIns="45720" rIns="91440" bIns="45720" numCol="1" spcCol="0" rtlCol="0" fromWordArt="0" anchor="t" anchorCtr="0" forceAA="0" compatLnSpc="1">
+                        <a:prstTxWarp prst="textNoShape">
+                          <a:avLst/>
+                        </a:prstTxWarp>
+                        <a:noAutofit/>
+                      </wps:bodyPr>
+                    </wps:wsp>
+                  </a:graphicData>
+                </a:graphic>
+                <wp14:sizeRelH relativeFrom="margin">
+                  <wp14:pctWidth>0</wp14:pctWidth>
+                </wp14:sizeRelH>
+                <wp14:sizeRelV relativeFrom="margin">
+                  <wp14:pctHeight>0</wp14:pctHeight>
+                </wp14:sizeRelV>
+              </wp:anchor>
+            </w:drawing>
+          </mc:Choice>
+          <mc:Fallback>
+            <w:pict>
+              <v:shape w14:anchorId="5DBA8FE0" id="_x0000_s1041" type="#_x0000_t202" style="position:absolute;margin-left:40.35pt;margin-top:-.35pt;width:170.25pt;height:19.4pt;z-index:251765760;visibility:visible;mso-wrap-style:square;mso-width-percent:0;mso-height-percent:0;mso-wrap-distance-left:9pt;mso-wrap-distance-top:0;mso-wrap-distance-right:9pt;mso-wrap-distance-bottom:0;mso-position-horizontal:absolute;mso-position-horizontal-relative:text;mso-position-vertical:absolute;mso-position-vertical-relative:text;mso-width-percent:0;mso-height-percent:0;mso-width-relative:margin;mso-height-relative:margin;v-text-anchor:top" o:gfxdata="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" filled="f" stroked="f" strokeweight=".5pt">
+                <v:textbox>
+                  <w:txbxContent>
+                    <w:p>
+                      <w:pPr>
+                        <w:jc w:val="center"/>
+                      </w:pPr>
+                      <w:r>
+                        <w:rPr>
+                          <w:spacing w:val="-2"/>
+                          <w:sz w:val="20"/>
+                          <w:szCs w:val="20"/>
+                        </w:rPr>
+                        <w:t>{{NUM_MENSUALIDAD}}</w:t>
+                      </w:r>
+                    </w:p>
+                  </w:txbxContent>
+                </v:textbox>
+              </v:shape>
+            </w:pict>
+          </mc:Fallback>
+        </mc:AlternateContent>
+      </w:r>
+      <w:r>
+        <w:rPr>
           <w:b/>
           <w:noProof/>
         </w:rPr>
@@ -5637,13 +5222,7 @@
                         <w:txbxContent>
                           <w:p>
                             <w:r>
-                              <w:t>{{FIRMA_</w:t>
-                            </w:r>
-                            <w:r>
-                              <w:t>CLIENTE</w:t>
-                            </w:r>
-                            <w:r>
-                              <w:t>}}</w:t>
+                              <w:t>{{FIRMA_CLIENTE}}</w:t>
                             </w:r>
                           </w:p>
                         </w:txbxContent>
@@ -5673,13 +5252,7 @@
                   <w:txbxContent>
                     <w:p>
                       <w:r>
-                        <w:t>{{FIRMA_</w:t>
-                      </w:r>
-                      <w:r>
-                        <w:t>CLIENTE</w:t>
-                      </w:r>
-                      <w:r>
-                        <w:t>}}</w:t>
+                        <w:t>{{FIRMA_CLIENTE}}</w:t>
                       </w:r>
                     </w:p>
                   </w:txbxContent>
@@ -5845,25 +5418,7 @@
                                 <w:szCs w:val="20"/>
                                 <w:lang w:val="es-ES"/>
                               </w:rPr>
-                              <w:t>{{NOMBRE_</w:t>
-                            </w:r>
-                            <w:r>
-                              <w:rPr>
-                                <w:spacing w:val="-2"/>
-                                <w:sz w:val="20"/>
-                                <w:szCs w:val="20"/>
-                                <w:lang w:val="es-ES"/>
-                              </w:rPr>
-                              <w:t>CLIENTE</w:t>
-                            </w:r>
-                            <w:r>
-                              <w:rPr>
-                                <w:spacing w:val="-2"/>
-                                <w:sz w:val="20"/>
-                                <w:szCs w:val="20"/>
-                                <w:lang w:val="es-ES"/>
-                              </w:rPr>
-                              <w:t>}}</w:t>
+                              <w:t>{{NOMBRE_CLIENTE}}</w:t>
                             </w:r>
                           </w:p>
                         </w:txbxContent>
@@ -5905,25 +5460,7 @@
                           <w:szCs w:val="20"/>
                           <w:lang w:val="es-ES"/>
                         </w:rPr>
-                        <w:t>{{NOMBRE_</w:t>
-                      </w:r>
-                      <w:r>
-                        <w:rPr>
-                          <w:spacing w:val="-2"/>
-                          <w:sz w:val="20"/>
-                          <w:szCs w:val="20"/>
-                          <w:lang w:val="es-ES"/>
-                        </w:rPr>
-                        <w:t>CLIENTE</w:t>
-                      </w:r>
-                      <w:r>
-                        <w:rPr>
-                          <w:spacing w:val="-2"/>
-                          <w:sz w:val="20"/>
-                          <w:szCs w:val="20"/>
-                          <w:lang w:val="es-ES"/>
-                        </w:rPr>
-                        <w:t>}}</w:t>
+                        <w:t>{{NOMBRE_CLIENTE}}</w:t>
                       </w:r>
                     </w:p>
                   </w:txbxContent>
@@ -6320,6 +5857,7 @@
         </v:shapetype>
         <v:shape id="WordPictureWatermark13487157" o:spid="_x0000_s1026" type="#_x0000_t75" style="position:absolute;margin-left:0;margin-top:0;width:637.4pt;height:824.9pt;z-index:-251657216;mso-position-horizontal:center;mso-position-horizontal-relative:margin;mso-position-vertical:center;mso-position-vertical-relative:margin" o:allowincell="f">
           <v:imagedata r:id="rId1" o:title="fondo_jora"/>
+          <w10:wrap anchorx="margin" anchory="margin"/>
         </v:shape>
       </w:pict>
     </w:r>
@@ -6359,6 +5897,7 @@
         </v:shapetype>
         <v:shape id="WordPictureWatermark13487158" o:spid="_x0000_s1027" type="#_x0000_t75" style="position:absolute;margin-left:0;margin-top:0;width:637.4pt;height:824.9pt;z-index:-251656192;mso-position-horizontal:center;mso-position-horizontal-relative:margin;mso-position-vertical:center;mso-position-vertical-relative:margin" o:allowincell="f">
           <v:imagedata r:id="rId1" o:title="fondo_jora"/>
+          <w10:wrap anchorx="margin" anchory="margin"/>
         </v:shape>
       </w:pict>
     </w:r>
@@ -6398,6 +5937,7 @@
         </v:shapetype>
         <v:shape id="WordPictureWatermark13487156" o:spid="_x0000_s1025" type="#_x0000_t75" style="position:absolute;margin-left:0;margin-top:0;width:637.4pt;height:824.9pt;z-index:-251658240;mso-position-horizontal:center;mso-position-horizontal-relative:margin;mso-position-vertical:center;mso-position-vertical-relative:margin" o:allowincell="f">
           <v:imagedata r:id="rId1" o:title="fondo_jora"/>
+          <w10:wrap anchorx="margin" anchory="margin"/>
         </v:shape>
       </w:pict>
     </w:r>
